--- a/Organizacion_de_Datos/TP2.docx
+++ b/Organizacion_de_Datos/TP2.docx
@@ -4,6 +4,7 @@
   <w:body>
     <w:p>
       <w:pPr>
+        <w:spacing w:after="0"/>
         <w:rPr>
           <w:rFonts w:ascii="Arial Narrow" w:hAnsi="Arial Narrow"/>
         </w:rPr>
@@ -11,13 +12,14 @@
       <w:r>
         <w:rPr>
           <w:rFonts w:ascii="Arial Narrow" w:hAnsi="Arial Narrow"/>
-        </w:rPr>
-        <w:t>Enunciado 1:</w:t>
+          <w:b/>
+          <w:bCs/>
+        </w:rPr>
+        <w:t>Enunciado 1</w:t>
       </w:r>
     </w:p>
     <w:p>
       <w:pPr>
-        <w:spacing w:after="0"/>
         <w:rPr>
           <w:rFonts w:ascii="Arial Narrow" w:hAnsi="Arial Narrow"/>
         </w:rPr>
@@ -26,20 +28,136 @@
         <w:rPr>
           <w:rFonts w:ascii="Arial Narrow" w:hAnsi="Arial Narrow"/>
         </w:rPr>
-        <w:t>Registro Alumno</w:t>
+        <w:t>Se quiere registrar todas las notas de un alumno de una facultad. Para esto se arma un registro con Código de la Universidad, Código de Facultad, Código de la Asignatura, Legajo del Alumno, Fecha, Código del Docente a cargo, Nota y Observaciones.</w:t>
       </w:r>
     </w:p>
     <w:p>
       <w:pPr>
-        <w:rPr>
-          <w:rFonts w:ascii="Arial Narrow" w:hAnsi="Arial Narrow"/>
-        </w:rPr>
-      </w:pPr>
+        <w:spacing w:after="0"/>
+        <w:rPr>
+          <w:rFonts w:ascii="Arial Narrow" w:hAnsi="Arial Narrow"/>
+        </w:rPr>
+      </w:pPr>
+      <w:r>
+        <w:rPr>
+          <w:rFonts w:ascii="Arial Narrow" w:hAnsi="Arial Narrow"/>
+          <w:b/>
+          <w:bCs/>
+        </w:rPr>
+        <w:t>Enunciado 2</w:t>
+      </w:r>
+    </w:p>
+    <w:p>
+      <w:pPr>
+        <w:rPr>
+          <w:rFonts w:ascii="Arial Narrow" w:hAnsi="Arial Narrow"/>
+        </w:rPr>
+      </w:pPr>
+      <w:r>
+        <w:rPr>
+          <w:rFonts w:ascii="Arial Narrow" w:hAnsi="Arial Narrow"/>
+        </w:rPr>
+        <w:t>Se quiere registrar todas las compras de un local nacional de electrodomésticos. Para esto se realiza un registro de la siguiente manera: Fecha, Hora, Código de Provincia, Código de Ciudad, Código del Local, Legajo del Vendedor, Factura, Código del Producto, Cantidad, Valor Unitario, Total Renglón y Observaciones.</w:t>
+      </w:r>
+    </w:p>
+    <w:p>
+      <w:pPr>
+        <w:spacing w:after="0"/>
+        <w:rPr>
+          <w:rFonts w:ascii="Arial Narrow" w:hAnsi="Arial Narrow"/>
+        </w:rPr>
+      </w:pPr>
+      <w:r>
+        <w:rPr>
+          <w:rFonts w:ascii="Arial Narrow" w:hAnsi="Arial Narrow"/>
+          <w:b/>
+          <w:bCs/>
+        </w:rPr>
+        <w:t>Enunciado 3</w:t>
+      </w:r>
+    </w:p>
+    <w:p>
+      <w:pPr>
+        <w:rPr>
+          <w:rFonts w:ascii="Arial Narrow" w:hAnsi="Arial Narrow"/>
+        </w:rPr>
+      </w:pPr>
+      <w:r>
+        <w:rPr>
+          <w:rFonts w:ascii="Arial Narrow" w:hAnsi="Arial Narrow"/>
+        </w:rPr>
+        <w:t>Se tiene un archivo maestro y de novedades (ambos ordenados por ID) con la siguiente estructura: ID E2, Descripción C25, valor F4.</w:t>
+      </w:r>
+    </w:p>
+    <w:p>
+      <w:pPr>
+        <w:pStyle w:val="Prrafodelista"/>
+        <w:numPr>
+          <w:ilvl w:val="0"/>
+          <w:numId w:val="2"/>
+        </w:numPr>
+        <w:ind w:left="284"/>
+        <w:rPr>
+          <w:rFonts w:ascii="Arial Narrow" w:hAnsi="Arial Narrow"/>
+          <w:b/>
+          <w:bCs/>
+          <w:i/>
+          <w:iCs/>
+        </w:rPr>
+      </w:pPr>
+      <w:r>
+        <w:rPr>
+          <w:rFonts w:ascii="Arial Narrow" w:hAnsi="Arial Narrow"/>
+          <w:b/>
+          <w:bCs/>
+          <w:i/>
+          <w:iCs/>
+        </w:rPr>
+        <w:t>Para los enunciados 1 y 2 realizar las definiciones conceptuales y lógicas, tanto para estructuras de formato fijo como variable. Explicar qué almacena cada registro para ambos enunciados.</w:t>
+      </w:r>
+    </w:p>
+    <w:p>
+      <w:pPr>
+        <w:spacing w:after="0"/>
+        <w:ind w:firstLine="284"/>
+        <w:rPr>
+          <w:rFonts w:ascii="Arial Narrow" w:hAnsi="Arial Narrow"/>
+        </w:rPr>
+      </w:pPr>
+      <w:r>
+        <w:rPr>
+          <w:rFonts w:ascii="Arial Narrow" w:hAnsi="Arial Narrow"/>
+          <w:i/>
+          <w:iCs/>
+        </w:rPr>
+        <w:t>Enunciado 1</w:t>
+      </w:r>
+      <w:r>
+        <w:rPr>
+          <w:rFonts w:ascii="Arial Narrow" w:hAnsi="Arial Narrow"/>
+        </w:rPr>
+        <w:t>:</w:t>
+      </w:r>
+    </w:p>
+    <w:p>
+      <w:pPr>
+        <w:ind w:firstLine="284"/>
+        <w:rPr>
+          <w:rFonts w:ascii="Arial Narrow" w:hAnsi="Arial Narrow"/>
+        </w:rPr>
+      </w:pPr>
+      <w:r>
+        <w:rPr>
+          <w:rFonts w:ascii="Arial Narrow" w:hAnsi="Arial Narrow"/>
+        </w:rPr>
+        <w:t>Registro Alumno</w:t>
+      </w:r>
     </w:p>
     <w:tbl>
       <w:tblPr>
         <w:tblStyle w:val="Tablaconcuadrcula"/>
-        <w:tblW w:w="0" w:type="auto"/>
+        <w:tblW w:w="8495" w:type="dxa"/>
+        <w:tblInd w:w="142" w:type="dxa"/>
         <w:tblBorders>
           <w:top w:val="none" w:sz="0" w:space="0" w:color="auto"/>
           <w:left w:val="none" w:sz="0" w:space="0" w:color="auto"/>
@@ -338,21 +456,42 @@
     </w:p>
     <w:p>
       <w:pPr>
-        <w:rPr>
-          <w:rFonts w:ascii="Arial Narrow" w:hAnsi="Arial Narrow"/>
+        <w:spacing w:after="0"/>
+        <w:ind w:left="284"/>
+        <w:rPr>
+          <w:rFonts w:ascii="Arial Narrow" w:hAnsi="Arial Narrow"/>
+          <w:i/>
+          <w:iCs/>
         </w:rPr>
       </w:pPr>
       <w:r>
         <w:rPr>
           <w:rFonts w:ascii="Arial Narrow" w:hAnsi="Arial Narrow"/>
+          <w:i/>
+          <w:iCs/>
         </w:rPr>
         <w:t>Enunciado 2:</w:t>
+      </w:r>
+    </w:p>
+    <w:p>
+      <w:pPr>
+        <w:ind w:left="284"/>
+        <w:rPr>
+          <w:rFonts w:ascii="Arial Narrow" w:hAnsi="Arial Narrow"/>
+        </w:rPr>
+      </w:pPr>
+      <w:r>
+        <w:rPr>
+          <w:rFonts w:ascii="Arial Narrow" w:hAnsi="Arial Narrow"/>
+        </w:rPr>
+        <w:t>Registro Compra:</w:t>
       </w:r>
     </w:p>
     <w:tbl>
       <w:tblPr>
         <w:tblStyle w:val="Tablaconcuadrcula"/>
-        <w:tblW w:w="0" w:type="auto"/>
+        <w:tblW w:w="8495" w:type="dxa"/>
+        <w:tblInd w:w="284" w:type="dxa"/>
         <w:tblBorders>
           <w:top w:val="none" w:sz="0" w:space="0" w:color="auto"/>
           <w:left w:val="none" w:sz="0" w:space="0" w:color="auto"/>
@@ -628,6 +767,7 @@
                 <w:rFonts w:ascii="Arial Narrow" w:hAnsi="Arial Narrow"/>
                 <w:u w:val="single"/>
               </w:rPr>
+              <w:lastRenderedPageBreak/>
               <w:t>Definición Fijo:</w:t>
             </w:r>
           </w:p>
@@ -867,13 +1007,7 @@
     </w:tbl>
     <w:p>
       <w:pPr>
-        <w:rPr>
-          <w:rFonts w:ascii="Arial Narrow" w:hAnsi="Arial Narrow"/>
-        </w:rPr>
-      </w:pPr>
-    </w:p>
-    <w:p>
-      <w:pPr>
+        <w:ind w:left="284"/>
         <w:jc w:val="both"/>
         <w:rPr>
           <w:rFonts w:ascii="Arial Narrow" w:hAnsi="Arial Narrow"/>
@@ -883,11 +1017,14 @@
         <w:rPr>
           <w:rFonts w:ascii="Arial Narrow" w:hAnsi="Arial Narrow"/>
         </w:rPr>
+        <w:lastRenderedPageBreak/>
         <w:t>El registro del enunciado 1 representa las notas de un alumno de una asignatura perteneciente a una determinada facultad. El registro del enunciado 2 ilustra una compra a un local de una determinada provincia y ciudad perteneciente a un negocio nacional de electrodomésticos.</w:t>
       </w:r>
     </w:p>
     <w:p>
       <w:pPr>
+        <w:ind w:left="284"/>
+        <w:jc w:val="both"/>
         <w:rPr>
           <w:rFonts w:ascii="Arial Narrow" w:hAnsi="Arial Narrow"/>
         </w:rPr>
@@ -895,20 +1032,48 @@
     </w:p>
     <w:p>
       <w:pPr>
-        <w:jc w:val="both"/>
-        <w:rPr>
-          <w:rFonts w:ascii="Arial Narrow" w:hAnsi="Arial Narrow"/>
+        <w:rPr>
+          <w:rFonts w:ascii="Arial Narrow" w:hAnsi="Arial Narrow"/>
+          <w:b/>
+          <w:bCs/>
+          <w:i/>
+          <w:iCs/>
         </w:rPr>
       </w:pPr>
       <w:r>
         <w:rPr>
           <w:rFonts w:ascii="Arial Narrow" w:hAnsi="Arial Narrow"/>
-        </w:rPr>
-        <w:t>4) Altas: Referido al alta de registros, ignorando el caso trivial de inserción al final y suponiendo un ordenamiento, la misma se ve modificada cuando los registros son de longitud fija o variable. </w:t>
+          <w:b/>
+          <w:bCs/>
+          <w:i/>
+          <w:iCs/>
+        </w:rPr>
+        <w:t>4)</w:t>
+      </w:r>
+      <w:r>
+        <w:rPr>
+          <w:rFonts w:ascii="Arial Narrow" w:hAnsi="Arial Narrow"/>
+          <w:b/>
+          <w:bCs/>
+          <w:i/>
+          <w:iCs/>
+        </w:rPr>
+        <w:t xml:space="preserve"> </w:t>
+      </w:r>
+      <w:r>
+        <w:rPr>
+          <w:rFonts w:ascii="Arial Narrow" w:hAnsi="Arial Narrow"/>
+          <w:b/>
+          <w:bCs/>
+          <w:i/>
+          <w:iCs/>
+        </w:rPr>
+        <w:t>Explique las diferencias en los procedimientos realizados en los ejercicios 2 y 3 según tipo de estructura (fija / variable).</w:t>
       </w:r>
     </w:p>
     <w:p>
       <w:pPr>
+        <w:ind w:left="284"/>
         <w:jc w:val="both"/>
         <w:rPr>
           <w:rFonts w:ascii="Arial Narrow" w:hAnsi="Arial Narrow"/>
@@ -934,25 +1099,25 @@
         <w:jc w:val="both"/>
         <w:rPr>
           <w:rFonts w:ascii="Arial Narrow" w:hAnsi="Arial Narrow"/>
+          <w:b/>
+          <w:bCs/>
+          <w:i/>
+          <w:iCs/>
         </w:rPr>
       </w:pPr>
       <w:r>
         <w:rPr>
           <w:rFonts w:ascii="Arial Narrow" w:hAnsi="Arial Narrow"/>
-        </w:rPr>
-        <w:t>8) Al hacer el apareo entre el archivo Maestro y el de Novedades se van recorriendo por las ID. Para que un registro del archivo de Novedades sea dado de alta el ID que se compara con el del archivo Maestro debe ser menor, para dar de baja un registro debe ser mayor y para una actualización debe ser igual</w:t>
+          <w:b/>
+          <w:bCs/>
+          <w:i/>
+          <w:iCs/>
+        </w:rPr>
+        <w:t>5) Apareo: Del enunciado 3 realizar la intersección.</w:t>
       </w:r>
     </w:p>
     <w:p>
       <w:pPr>
-        <w:jc w:val="both"/>
-        <w:rPr>
-          <w:rFonts w:ascii="Arial Narrow" w:hAnsi="Arial Narrow"/>
-        </w:rPr>
-      </w:pPr>
-    </w:p>
-    <w:p>
-      <w:pPr>
         <w:rPr>
           <w:rFonts w:ascii="Arial Narrow" w:hAnsi="Arial Narrow"/>
         </w:rPr>
@@ -961,7 +1126,7 @@
         <w:rPr>
           <w:rFonts w:ascii="Arial Narrow" w:hAnsi="Arial Narrow"/>
         </w:rPr>
-        <w:t>5) Archivo maestro:</w:t>
+        <w:t>Archivo maestro:</w:t>
       </w:r>
     </w:p>
     <w:tbl>
@@ -1127,19 +1292,7 @@
               <w:rPr>
                 <w:rFonts w:ascii="Arial Narrow" w:hAnsi="Arial Narrow"/>
               </w:rPr>
-              <w:t>125</w:t>
-            </w:r>
-            <w:r>
-              <w:rPr>
-                <w:rFonts w:ascii="Arial Narrow" w:hAnsi="Arial Narrow"/>
-              </w:rPr>
-              <w:t>,</w:t>
-            </w:r>
-            <w:r>
-              <w:rPr>
-                <w:rFonts w:ascii="Arial Narrow" w:hAnsi="Arial Narrow"/>
-              </w:rPr>
-              <w:t>34</w:t>
+              <w:t>125,34</w:t>
             </w:r>
           </w:p>
         </w:tc>
@@ -1218,19 +1371,7 @@
               <w:rPr>
                 <w:rFonts w:ascii="Arial Narrow" w:hAnsi="Arial Narrow"/>
               </w:rPr>
-              <w:t>452</w:t>
-            </w:r>
-            <w:r>
-              <w:rPr>
-                <w:rFonts w:ascii="Arial Narrow" w:hAnsi="Arial Narrow"/>
-              </w:rPr>
-              <w:t>,</w:t>
-            </w:r>
-            <w:r>
-              <w:rPr>
-                <w:rFonts w:ascii="Arial Narrow" w:hAnsi="Arial Narrow"/>
-              </w:rPr>
-              <w:t>12</w:t>
+              <w:t>452,12</w:t>
             </w:r>
           </w:p>
         </w:tc>
@@ -1303,19 +1444,7 @@
               <w:rPr>
                 <w:rFonts w:ascii="Arial Narrow" w:hAnsi="Arial Narrow"/>
               </w:rPr>
-              <w:t>87</w:t>
-            </w:r>
-            <w:r>
-              <w:rPr>
-                <w:rFonts w:ascii="Arial Narrow" w:hAnsi="Arial Narrow"/>
-              </w:rPr>
-              <w:t>,</w:t>
-            </w:r>
-            <w:r>
-              <w:rPr>
-                <w:rFonts w:ascii="Arial Narrow" w:hAnsi="Arial Narrow"/>
-              </w:rPr>
-              <w:t>55</w:t>
+              <w:t>87,55</w:t>
             </w:r>
           </w:p>
         </w:tc>
@@ -1380,19 +1509,7 @@
               <w:rPr>
                 <w:rFonts w:ascii="Arial Narrow" w:hAnsi="Arial Narrow"/>
               </w:rPr>
-              <w:t>64</w:t>
-            </w:r>
-            <w:r>
-              <w:rPr>
-                <w:rFonts w:ascii="Arial Narrow" w:hAnsi="Arial Narrow"/>
-              </w:rPr>
-              <w:t>,</w:t>
-            </w:r>
-            <w:r>
-              <w:rPr>
-                <w:rFonts w:ascii="Arial Narrow" w:hAnsi="Arial Narrow"/>
-              </w:rPr>
-              <w:t>99</w:t>
+              <w:t>64,99</w:t>
             </w:r>
           </w:p>
         </w:tc>
@@ -1457,19 +1574,7 @@
               <w:rPr>
                 <w:rFonts w:ascii="Arial Narrow" w:hAnsi="Arial Narrow"/>
               </w:rPr>
-              <w:t>310</w:t>
-            </w:r>
-            <w:r>
-              <w:rPr>
-                <w:rFonts w:ascii="Arial Narrow" w:hAnsi="Arial Narrow"/>
-              </w:rPr>
-              <w:t>,</w:t>
-            </w:r>
-            <w:r>
-              <w:rPr>
-                <w:rFonts w:ascii="Arial Narrow" w:hAnsi="Arial Narrow"/>
-              </w:rPr>
-              <w:t>45</w:t>
+              <w:t>310,45</w:t>
             </w:r>
           </w:p>
         </w:tc>
@@ -1542,19 +1647,7 @@
               <w:rPr>
                 <w:rFonts w:ascii="Arial Narrow" w:hAnsi="Arial Narrow"/>
               </w:rPr>
-              <w:t>522</w:t>
-            </w:r>
-            <w:r>
-              <w:rPr>
-                <w:rFonts w:ascii="Arial Narrow" w:hAnsi="Arial Narrow"/>
-              </w:rPr>
-              <w:t>,</w:t>
-            </w:r>
-            <w:r>
-              <w:rPr>
-                <w:rFonts w:ascii="Arial Narrow" w:hAnsi="Arial Narrow"/>
-              </w:rPr>
-              <w:t>8</w:t>
+              <w:t>522,8</w:t>
             </w:r>
           </w:p>
         </w:tc>
@@ -1619,19 +1712,7 @@
               <w:rPr>
                 <w:rFonts w:ascii="Arial Narrow" w:hAnsi="Arial Narrow"/>
               </w:rPr>
-              <w:t>143</w:t>
-            </w:r>
-            <w:r>
-              <w:rPr>
-                <w:rFonts w:ascii="Arial Narrow" w:hAnsi="Arial Narrow"/>
-              </w:rPr>
-              <w:t>,</w:t>
-            </w:r>
-            <w:r>
-              <w:rPr>
-                <w:rFonts w:ascii="Arial Narrow" w:hAnsi="Arial Narrow"/>
-              </w:rPr>
-              <w:t>76</w:t>
+              <w:t>143,76</w:t>
             </w:r>
           </w:p>
         </w:tc>
@@ -1696,19 +1777,7 @@
               <w:rPr>
                 <w:rFonts w:ascii="Arial Narrow" w:hAnsi="Arial Narrow"/>
               </w:rPr>
-              <w:t>58</w:t>
-            </w:r>
-            <w:r>
-              <w:rPr>
-                <w:rFonts w:ascii="Arial Narrow" w:hAnsi="Arial Narrow"/>
-              </w:rPr>
-              <w:t>,</w:t>
-            </w:r>
-            <w:r>
-              <w:rPr>
-                <w:rFonts w:ascii="Arial Narrow" w:hAnsi="Arial Narrow"/>
-              </w:rPr>
-              <w:t>3</w:t>
+              <w:t>58,3</w:t>
             </w:r>
           </w:p>
         </w:tc>
@@ -1773,19 +1842,7 @@
               <w:rPr>
                 <w:rFonts w:ascii="Arial Narrow" w:hAnsi="Arial Narrow"/>
               </w:rPr>
-              <w:t>274</w:t>
-            </w:r>
-            <w:r>
-              <w:rPr>
-                <w:rFonts w:ascii="Arial Narrow" w:hAnsi="Arial Narrow"/>
-              </w:rPr>
-              <w:t>,</w:t>
-            </w:r>
-            <w:r>
-              <w:rPr>
-                <w:rFonts w:ascii="Arial Narrow" w:hAnsi="Arial Narrow"/>
-              </w:rPr>
-              <w:t>6</w:t>
+              <w:t>274,6</w:t>
             </w:r>
           </w:p>
         </w:tc>
@@ -1850,19 +1907,7 @@
               <w:rPr>
                 <w:rFonts w:ascii="Arial Narrow" w:hAnsi="Arial Narrow"/>
               </w:rPr>
-              <w:t>615</w:t>
-            </w:r>
-            <w:r>
-              <w:rPr>
-                <w:rFonts w:ascii="Arial Narrow" w:hAnsi="Arial Narrow"/>
-              </w:rPr>
-              <w:t>,</w:t>
-            </w:r>
-            <w:r>
-              <w:rPr>
-                <w:rFonts w:ascii="Arial Narrow" w:hAnsi="Arial Narrow"/>
-              </w:rPr>
-              <w:t>9</w:t>
+              <w:t>615,9</w:t>
             </w:r>
           </w:p>
         </w:tc>
@@ -2739,13 +2784,22 @@
       <w:pPr>
         <w:rPr>
           <w:rFonts w:ascii="Arial Narrow" w:hAnsi="Arial Narrow"/>
+          <w:b/>
+          <w:bCs/>
+          <w:i/>
+          <w:iCs/>
         </w:rPr>
       </w:pPr>
       <w:r>
         <w:rPr>
           <w:rFonts w:ascii="Arial Narrow" w:hAnsi="Arial Narrow"/>
-        </w:rPr>
-        <w:t>6)</w:t>
+          <w:b/>
+          <w:bCs/>
+          <w:i/>
+          <w:iCs/>
+        </w:rPr>
+        <w:lastRenderedPageBreak/>
+        <w:t>6) Apareo: Del enunciado 3 realizar la diferencia.</w:t>
       </w:r>
     </w:p>
     <w:p>
@@ -3201,13 +3255,21 @@
       <w:pPr>
         <w:rPr>
           <w:rFonts w:ascii="Arial Narrow" w:hAnsi="Arial Narrow"/>
+          <w:b/>
+          <w:bCs/>
+          <w:i/>
+          <w:iCs/>
         </w:rPr>
       </w:pPr>
       <w:r>
         <w:rPr>
           <w:rFonts w:ascii="Arial Narrow" w:hAnsi="Arial Narrow"/>
-        </w:rPr>
-        <w:t>7)</w:t>
+          <w:b/>
+          <w:bCs/>
+          <w:i/>
+          <w:iCs/>
+        </w:rPr>
+        <w:t>7) Apareo: Del enunciado 3 realizar la unión.</w:t>
       </w:r>
     </w:p>
     <w:p>
@@ -3220,7 +3282,6 @@
         <w:rPr>
           <w:rFonts w:ascii="Arial Narrow" w:hAnsi="Arial Narrow"/>
         </w:rPr>
-        <w:lastRenderedPageBreak/>
         <w:t>Archivo de unión:</w:t>
       </w:r>
     </w:p>
@@ -4017,6 +4078,27 @@
     </w:p>
     <w:p>
       <w:pPr>
+        <w:rPr>
+          <w:rFonts w:ascii="Arial Narrow" w:hAnsi="Arial Narrow"/>
+          <w:b/>
+          <w:bCs/>
+          <w:i/>
+          <w:iCs/>
+        </w:rPr>
+      </w:pPr>
+      <w:r>
+        <w:rPr>
+          <w:rFonts w:ascii="Arial Narrow" w:hAnsi="Arial Narrow"/>
+          <w:b/>
+          <w:bCs/>
+          <w:i/>
+          <w:iCs/>
+        </w:rPr>
+        <w:t>8) Del enunciado 3, qué cambios realizaría en la estructura del archivo Novedades para que acepte Altas, Bajas y Actualizaciones. Justificar.</w:t>
+      </w:r>
+    </w:p>
+    <w:p>
+      <w:pPr>
         <w:jc w:val="both"/>
         <w:rPr>
           <w:rFonts w:ascii="Arial Narrow" w:hAnsi="Arial Narrow"/>
@@ -4026,7 +4108,7 @@
         <w:rPr>
           <w:rFonts w:ascii="Arial Narrow" w:hAnsi="Arial Narrow"/>
         </w:rPr>
-        <w:t>8) Al hacer el apareo entre el archivo Maestro y el de Novedades se van recorriendo por las ID. Para que un registro del archivo de Novedades sea dado de alta el ID que se compara con el del archivo Maestro debe ser menor, para dar de baja un registro debe ser mayor y para una actualización debe ser igual</w:t>
+        <w:t>Al hacer el apareo entre el archivo Maestro y el de Novedades se van recorriendo por las ID. Para que un registro del archivo de Novedades sea dado de alta el ID que se compara con el del archivo Maestro debe ser menor, para dar de baja un registro debe ser mayor y para una actualización debe ser igual</w:t>
       </w:r>
       <w:r>
         <w:rPr>
@@ -4048,25 +4130,19 @@
         <w:jc w:val="both"/>
         <w:rPr>
           <w:rFonts w:ascii="Arial Narrow" w:hAnsi="Arial Narrow"/>
+          <w:b/>
+          <w:bCs/>
+          <w:i/>
+          <w:iCs/>
         </w:rPr>
       </w:pPr>
       <w:r>
         <w:rPr>
           <w:rFonts w:ascii="Arial Narrow" w:hAnsi="Arial Narrow"/>
-        </w:rPr>
-        <w:t>Se quiere registrar todas las notas de un alumno de una facultad. Para esto se arma un registro con Código de la Universidad, Código de Facultad, Código de la Asignatura, Legajo del Alumno, Fecha, Código del Docente a cargo, Nota y Observaciones.</w:t>
-      </w:r>
-    </w:p>
-    <w:p>
-      <w:pPr>
-        <w:jc w:val="both"/>
-        <w:rPr>
-          <w:rFonts w:ascii="Arial Narrow" w:hAnsi="Arial Narrow"/>
-        </w:rPr>
-      </w:pPr>
-      <w:r>
-        <w:rPr>
-          <w:rFonts w:ascii="Arial Narrow" w:hAnsi="Arial Narrow"/>
+          <w:b/>
+          <w:bCs/>
+          <w:i/>
+          <w:iCs/>
         </w:rPr>
         <w:t>10) Corte de Control: Del enunciado 1 realizar el informe de promedio de notas, agrupado por alumnos y facultad.</w:t>
       </w:r>
@@ -4076,11 +4152,15 @@
         <w:spacing w:after="0"/>
       </w:pPr>
       <w:r>
+        <w:rPr>
+          <w:noProof/>
+        </w:rPr>
+        <w:lastRenderedPageBreak/>
         <w:drawing>
-          <wp:inline distT="0" distB="0" distL="0" distR="0" wp14:anchorId="647A5392" wp14:editId="3A1DED9F">
-            <wp:extent cx="5400675" cy="3016885"/>
+          <wp:inline distT="0" distB="0" distL="0" distR="0" wp14:anchorId="52667E78" wp14:editId="30D72802">
+            <wp:extent cx="5400675" cy="6009005"/>
             <wp:effectExtent l="0" t="0" r="9525" b="0"/>
-            <wp:docPr id="87554253" name="Imagen 1"/>
+            <wp:docPr id="1866719083" name="Imagen 1"/>
             <wp:cNvGraphicFramePr>
               <a:graphicFrameLocks xmlns:a="http://schemas.openxmlformats.org/drawingml/2006/main" noChangeAspect="1"/>
             </wp:cNvGraphicFramePr>
@@ -4088,7 +4168,7 @@
               <a:graphicData uri="http://schemas.openxmlformats.org/drawingml/2006/picture">
                 <pic:pic xmlns:pic="http://schemas.openxmlformats.org/drawingml/2006/picture">
                   <pic:nvPicPr>
-                    <pic:cNvPr id="87554253" name=""/>
+                    <pic:cNvPr id="1866719083" name=""/>
                     <pic:cNvPicPr/>
                   </pic:nvPicPr>
                   <pic:blipFill>
@@ -4100,7 +4180,7 @@
                   <pic:spPr>
                     <a:xfrm>
                       <a:off x="0" y="0"/>
-                      <a:ext cx="5400675" cy="3016885"/>
+                      <a:ext cx="5400675" cy="6009005"/>
                     </a:xfrm>
                     <a:prstGeom prst="rect">
                       <a:avLst/>
@@ -4115,16 +4195,23 @@
     </w:p>
     <w:p>
       <w:pPr>
-        <w:spacing w:after="0"/>
-        <w:rPr>
-          <w:rFonts w:ascii="Arial Narrow" w:hAnsi="Arial Narrow"/>
+        <w:rPr>
+          <w:rFonts w:ascii="Arial Narrow" w:hAnsi="Arial Narrow"/>
+          <w:b/>
+          <w:bCs/>
+          <w:i/>
+          <w:iCs/>
         </w:rPr>
       </w:pPr>
       <w:r>
         <w:rPr>
           <w:rFonts w:ascii="Arial Narrow" w:hAnsi="Arial Narrow"/>
-        </w:rPr>
-        <w:t>11)</w:t>
+          <w:b/>
+          <w:bCs/>
+          <w:i/>
+          <w:iCs/>
+        </w:rPr>
+        <w:br w:type="page"/>
       </w:r>
     </w:p>
     <w:p>
@@ -4132,20 +4219,103 @@
         <w:spacing w:after="0"/>
         <w:rPr>
           <w:rFonts w:ascii="Arial Narrow" w:hAnsi="Arial Narrow"/>
-        </w:rPr>
-      </w:pPr>
+          <w:b/>
+          <w:bCs/>
+          <w:i/>
+          <w:iCs/>
+        </w:rPr>
+      </w:pPr>
+      <w:r>
+        <w:rPr>
+          <w:rFonts w:ascii="Arial Narrow" w:hAnsi="Arial Narrow"/>
+          <w:b/>
+          <w:bCs/>
+          <w:i/>
+          <w:iCs/>
+        </w:rPr>
+        <w:lastRenderedPageBreak/>
+        <w:t xml:space="preserve">11) Busque al menos otros tres métodos de ordenamientos para archivos. Descríbalos y arme el pseudocódigo de </w:t>
+      </w:r>
+      <w:proofErr w:type="gramStart"/>
+      <w:r>
+        <w:rPr>
+          <w:rFonts w:ascii="Arial Narrow" w:hAnsi="Arial Narrow"/>
+          <w:b/>
+          <w:bCs/>
+          <w:i/>
+          <w:iCs/>
+        </w:rPr>
+        <w:t>los mismos</w:t>
+      </w:r>
+      <w:proofErr w:type="gramEnd"/>
+      <w:r>
+        <w:rPr>
+          <w:rFonts w:ascii="Arial Narrow" w:hAnsi="Arial Narrow"/>
+          <w:b/>
+          <w:bCs/>
+          <w:i/>
+          <w:iCs/>
+        </w:rPr>
+        <w:t>. Confecciones un cuadro comparativo.</w:t>
+      </w:r>
     </w:p>
     <w:p>
       <w:pPr>
         <w:spacing w:after="0"/>
         <w:rPr>
           <w:rFonts w:ascii="Arial Narrow" w:hAnsi="Arial Narrow"/>
+          <w:vanish/>
+        </w:rPr>
+      </w:pPr>
+      <w:r>
+        <w:rPr>
+          <w:rFonts w:ascii="Arial Narrow" w:hAnsi="Arial Narrow"/>
+          <w:vanish/>
+        </w:rPr>
+        <w:t>Principio del formulario</w:t>
+      </w:r>
+    </w:p>
+    <w:p>
+      <w:pPr>
+        <w:spacing w:after="0"/>
+        <w:rPr>
+          <w:rFonts w:ascii="Arial Narrow" w:hAnsi="Arial Narrow"/>
+          <w:vanish/>
+        </w:rPr>
+      </w:pPr>
+      <w:r>
+        <w:rPr>
+          <w:rFonts w:ascii="Arial Narrow" w:hAnsi="Arial Narrow"/>
+          <w:vanish/>
+        </w:rPr>
+        <w:t>Final del formulario</w:t>
+      </w:r>
+    </w:p>
+    <w:p>
+      <w:pPr>
+        <w:spacing w:after="0"/>
+        <w:rPr>
+          <w:rFonts w:ascii="Arial Narrow" w:hAnsi="Arial Narrow"/>
+        </w:rPr>
+      </w:pPr>
+    </w:p>
+    <w:p>
+      <w:pPr>
+        <w:spacing w:after="0"/>
+        <w:rPr>
+          <w:rFonts w:ascii="Arial Narrow" w:hAnsi="Arial Narrow"/>
+          <w:i/>
+          <w:iCs/>
+          <w:u w:val="single"/>
         </w:rPr>
       </w:pPr>
       <w:proofErr w:type="spellStart"/>
       <w:r>
         <w:rPr>
           <w:rFonts w:ascii="Arial Narrow" w:hAnsi="Arial Narrow"/>
+          <w:i/>
+          <w:iCs/>
+          <w:u w:val="single"/>
         </w:rPr>
         <w:t>Selection</w:t>
       </w:r>
@@ -4153,6 +4323,9 @@
       <w:r>
         <w:rPr>
           <w:rFonts w:ascii="Arial Narrow" w:hAnsi="Arial Narrow"/>
+          <w:i/>
+          <w:iCs/>
+          <w:u w:val="single"/>
         </w:rPr>
         <w:t xml:space="preserve"> Sort</w:t>
       </w:r>
@@ -4196,30 +4369,69 @@
     <w:p>
       <w:pPr>
         <w:spacing w:after="0"/>
+        <w:jc w:val="center"/>
         <w:rPr>
           <w:rFonts w:ascii="Arial Narrow" w:hAnsi="Arial Narrow"/>
         </w:rPr>
       </w:pPr>
       <w:r>
         <w:rPr>
-          <w:rFonts w:ascii="Arial Narrow" w:hAnsi="Arial Narrow"/>
-        </w:rPr>
-        <w:lastRenderedPageBreak/>
-        <w:t>para i desde 0 hasta n-1 hacer</w:t>
+          <w:rFonts w:ascii="Consolas" w:hAnsi="Consolas"/>
+        </w:rPr>
+        <w:drawing>
+          <wp:inline distT="0" distB="0" distL="0" distR="0" wp14:anchorId="3E07EBB4" wp14:editId="50EA1E26">
+            <wp:extent cx="3029373" cy="4867954"/>
+            <wp:effectExtent l="0" t="0" r="0" b="0"/>
+            <wp:docPr id="866621879" name="Imagen 1"/>
+            <wp:cNvGraphicFramePr>
+              <a:graphicFrameLocks xmlns:a="http://schemas.openxmlformats.org/drawingml/2006/main" noChangeAspect="1"/>
+            </wp:cNvGraphicFramePr>
+            <a:graphic xmlns:a="http://schemas.openxmlformats.org/drawingml/2006/main">
+              <a:graphicData uri="http://schemas.openxmlformats.org/drawingml/2006/picture">
+                <pic:pic xmlns:pic="http://schemas.openxmlformats.org/drawingml/2006/picture">
+                  <pic:nvPicPr>
+                    <pic:cNvPr id="866621879" name=""/>
+                    <pic:cNvPicPr/>
+                  </pic:nvPicPr>
+                  <pic:blipFill>
+                    <a:blip r:embed="rId8"/>
+                    <a:stretch>
+                      <a:fillRect/>
+                    </a:stretch>
+                  </pic:blipFill>
+                  <pic:spPr>
+                    <a:xfrm>
+                      <a:off x="0" y="0"/>
+                      <a:ext cx="3029373" cy="4867954"/>
+                    </a:xfrm>
+                    <a:prstGeom prst="rect">
+                      <a:avLst/>
+                    </a:prstGeom>
+                  </pic:spPr>
+                </pic:pic>
+              </a:graphicData>
+            </a:graphic>
+          </wp:inline>
+        </w:drawing>
       </w:r>
     </w:p>
     <w:p>
       <w:pPr>
-        <w:spacing w:after="0"/>
-        <w:rPr>
-          <w:rFonts w:ascii="Arial Narrow" w:hAnsi="Arial Narrow"/>
+        <w:rPr>
+          <w:rFonts w:ascii="Arial Narrow" w:hAnsi="Arial Narrow"/>
+          <w:i/>
+          <w:iCs/>
+          <w:u w:val="single"/>
         </w:rPr>
       </w:pPr>
       <w:r>
         <w:rPr>
           <w:rFonts w:ascii="Arial Narrow" w:hAnsi="Arial Narrow"/>
-        </w:rPr>
-        <w:t xml:space="preserve">    min = i</w:t>
+          <w:i/>
+          <w:iCs/>
+          <w:u w:val="single"/>
+        </w:rPr>
+        <w:br w:type="page"/>
       </w:r>
     </w:p>
     <w:p>
@@ -4227,126 +4439,19 @@
         <w:spacing w:after="0"/>
         <w:rPr>
           <w:rFonts w:ascii="Arial Narrow" w:hAnsi="Arial Narrow"/>
+          <w:i/>
+          <w:iCs/>
+          <w:u w:val="single"/>
         </w:rPr>
       </w:pPr>
       <w:r>
         <w:rPr>
           <w:rFonts w:ascii="Arial Narrow" w:hAnsi="Arial Narrow"/>
-        </w:rPr>
-        <w:t xml:space="preserve">    para j desde i+1 hasta n hacer</w:t>
-      </w:r>
-    </w:p>
-    <w:p>
-      <w:pPr>
-        <w:spacing w:after="0"/>
-        <w:rPr>
-          <w:rFonts w:ascii="Arial Narrow" w:hAnsi="Arial Narrow"/>
-        </w:rPr>
-      </w:pPr>
-      <w:r>
-        <w:rPr>
-          <w:rFonts w:ascii="Arial Narrow" w:hAnsi="Arial Narrow"/>
-        </w:rPr>
-        <w:t xml:space="preserve">        </w:t>
-      </w:r>
-      <w:proofErr w:type="spellStart"/>
-      <w:r>
-        <w:rPr>
-          <w:rFonts w:ascii="Arial Narrow" w:hAnsi="Arial Narrow"/>
-        </w:rPr>
-        <w:t>si</w:t>
-      </w:r>
-      <w:proofErr w:type="spellEnd"/>
-      <w:r>
-        <w:rPr>
-          <w:rFonts w:ascii="Arial Narrow" w:hAnsi="Arial Narrow"/>
-        </w:rPr>
-        <w:t xml:space="preserve"> A[j] &lt; A[min] entonces</w:t>
-      </w:r>
-    </w:p>
-    <w:p>
-      <w:pPr>
-        <w:spacing w:after="0"/>
-        <w:rPr>
-          <w:rFonts w:ascii="Arial Narrow" w:hAnsi="Arial Narrow"/>
-        </w:rPr>
-      </w:pPr>
-      <w:r>
-        <w:rPr>
-          <w:rFonts w:ascii="Arial Narrow" w:hAnsi="Arial Narrow"/>
-        </w:rPr>
-        <w:t xml:space="preserve">            min = j</w:t>
-      </w:r>
-    </w:p>
-    <w:p>
-      <w:pPr>
-        <w:spacing w:after="0"/>
-        <w:rPr>
-          <w:rFonts w:ascii="Arial Narrow" w:hAnsi="Arial Narrow"/>
-        </w:rPr>
-      </w:pPr>
-      <w:r>
-        <w:rPr>
-          <w:rFonts w:ascii="Arial Narrow" w:hAnsi="Arial Narrow"/>
-        </w:rPr>
-        <w:t xml:space="preserve">    fin para</w:t>
-      </w:r>
-    </w:p>
-    <w:p>
-      <w:pPr>
-        <w:spacing w:after="0"/>
-        <w:rPr>
-          <w:rFonts w:ascii="Arial Narrow" w:hAnsi="Arial Narrow"/>
-        </w:rPr>
-      </w:pPr>
-      <w:r>
-        <w:rPr>
-          <w:rFonts w:ascii="Arial Narrow" w:hAnsi="Arial Narrow"/>
-        </w:rPr>
-        <w:t xml:space="preserve">    intercambiar A[i] con A[min]</w:t>
-      </w:r>
-    </w:p>
-    <w:p>
-      <w:pPr>
-        <w:spacing w:after="0"/>
-        <w:rPr>
-          <w:rFonts w:ascii="Arial Narrow" w:hAnsi="Arial Narrow"/>
-        </w:rPr>
-      </w:pPr>
-      <w:r>
-        <w:rPr>
-          <w:rFonts w:ascii="Arial Narrow" w:hAnsi="Arial Narrow"/>
-        </w:rPr>
-        <w:t>fin para</w:t>
-      </w:r>
-    </w:p>
-    <w:p>
-      <w:pPr>
-        <w:spacing w:after="0"/>
-        <w:rPr>
-          <w:rFonts w:ascii="Arial Narrow" w:hAnsi="Arial Narrow"/>
-        </w:rPr>
-      </w:pPr>
-    </w:p>
-    <w:p>
-      <w:pPr>
-        <w:spacing w:after="0"/>
-        <w:rPr>
-          <w:rFonts w:ascii="Arial Narrow" w:hAnsi="Arial Narrow"/>
-        </w:rPr>
-      </w:pPr>
-    </w:p>
-    <w:p>
-      <w:pPr>
-        <w:spacing w:after="0"/>
-        <w:rPr>
-          <w:rFonts w:ascii="Arial Narrow" w:hAnsi="Arial Narrow"/>
-        </w:rPr>
-      </w:pPr>
-      <w:r>
-        <w:rPr>
-          <w:rFonts w:ascii="Arial Narrow" w:hAnsi="Arial Narrow"/>
-        </w:rPr>
+          <w:i/>
+          <w:iCs/>
+          <w:u w:val="single"/>
+        </w:rPr>
+        <w:lastRenderedPageBreak/>
         <w:t>Tree Sort</w:t>
       </w:r>
     </w:p>
@@ -4417,79 +4522,72 @@
     <w:p>
       <w:pPr>
         <w:spacing w:after="0"/>
-        <w:rPr>
-          <w:rFonts w:ascii="Arial Narrow" w:hAnsi="Arial Narrow"/>
-        </w:rPr>
-      </w:pPr>
-      <w:proofErr w:type="spellStart"/>
+        <w:jc w:val="center"/>
+        <w:rPr>
+          <w:rFonts w:ascii="Arial Narrow" w:hAnsi="Arial Narrow"/>
+          <w:i/>
+          <w:iCs/>
+          <w:u w:val="single"/>
+        </w:rPr>
+      </w:pPr>
       <w:r>
         <w:rPr>
           <w:rFonts w:ascii="Arial Narrow" w:hAnsi="Arial Narrow"/>
         </w:rPr>
-        <w:t>funcion</w:t>
-      </w:r>
-      <w:proofErr w:type="spellEnd"/>
-      <w:r>
-        <w:rPr>
-          <w:rFonts w:ascii="Arial Narrow" w:hAnsi="Arial Narrow"/>
-        </w:rPr>
-        <w:t xml:space="preserve"> </w:t>
-      </w:r>
-      <w:proofErr w:type="gramStart"/>
-      <w:r>
-        <w:rPr>
-          <w:rFonts w:ascii="Arial Narrow" w:hAnsi="Arial Narrow"/>
-        </w:rPr>
-        <w:t>insertar(</w:t>
-      </w:r>
-      <w:proofErr w:type="gramEnd"/>
-      <w:r>
-        <w:rPr>
-          <w:rFonts w:ascii="Arial Narrow" w:hAnsi="Arial Narrow"/>
-        </w:rPr>
-        <w:t>nodo, valor)</w:t>
+        <w:drawing>
+          <wp:inline distT="0" distB="0" distL="0" distR="0" wp14:anchorId="5108F9A1" wp14:editId="6935FE22">
+            <wp:extent cx="3042134" cy="6785694"/>
+            <wp:effectExtent l="0" t="0" r="6350" b="0"/>
+            <wp:docPr id="1748921244" name="Imagen 1"/>
+            <wp:cNvGraphicFramePr>
+              <a:graphicFrameLocks xmlns:a="http://schemas.openxmlformats.org/drawingml/2006/main" noChangeAspect="1"/>
+            </wp:cNvGraphicFramePr>
+            <a:graphic xmlns:a="http://schemas.openxmlformats.org/drawingml/2006/main">
+              <a:graphicData uri="http://schemas.openxmlformats.org/drawingml/2006/picture">
+                <pic:pic xmlns:pic="http://schemas.openxmlformats.org/drawingml/2006/picture">
+                  <pic:nvPicPr>
+                    <pic:cNvPr id="1748921244" name=""/>
+                    <pic:cNvPicPr/>
+                  </pic:nvPicPr>
+                  <pic:blipFill>
+                    <a:blip r:embed="rId9"/>
+                    <a:stretch>
+                      <a:fillRect/>
+                    </a:stretch>
+                  </pic:blipFill>
+                  <pic:spPr>
+                    <a:xfrm>
+                      <a:off x="0" y="0"/>
+                      <a:ext cx="3049304" cy="6801688"/>
+                    </a:xfrm>
+                    <a:prstGeom prst="rect">
+                      <a:avLst/>
+                    </a:prstGeom>
+                  </pic:spPr>
+                </pic:pic>
+              </a:graphicData>
+            </a:graphic>
+          </wp:inline>
+        </w:drawing>
       </w:r>
     </w:p>
     <w:p>
       <w:pPr>
-        <w:spacing w:after="0"/>
-        <w:rPr>
-          <w:rFonts w:ascii="Arial Narrow" w:hAnsi="Arial Narrow"/>
+        <w:rPr>
+          <w:rFonts w:ascii="Arial Narrow" w:hAnsi="Arial Narrow"/>
+          <w:i/>
+          <w:iCs/>
+          <w:u w:val="single"/>
         </w:rPr>
       </w:pPr>
       <w:r>
         <w:rPr>
           <w:rFonts w:ascii="Arial Narrow" w:hAnsi="Arial Narrow"/>
-        </w:rPr>
-        <w:t xml:space="preserve">    </w:t>
-      </w:r>
-      <w:proofErr w:type="spellStart"/>
-      <w:r>
-        <w:rPr>
-          <w:rFonts w:ascii="Arial Narrow" w:hAnsi="Arial Narrow"/>
-        </w:rPr>
-        <w:t>si</w:t>
-      </w:r>
-      <w:proofErr w:type="spellEnd"/>
-      <w:r>
-        <w:rPr>
-          <w:rFonts w:ascii="Arial Narrow" w:hAnsi="Arial Narrow"/>
-        </w:rPr>
-        <w:t xml:space="preserve"> nodo es </w:t>
-      </w:r>
-      <w:proofErr w:type="spellStart"/>
-      <w:r>
-        <w:rPr>
-          <w:rFonts w:ascii="Arial Narrow" w:hAnsi="Arial Narrow"/>
-        </w:rPr>
-        <w:t>null</w:t>
-      </w:r>
-      <w:proofErr w:type="spellEnd"/>
-      <w:r>
-        <w:rPr>
-          <w:rFonts w:ascii="Arial Narrow" w:hAnsi="Arial Narrow"/>
-        </w:rPr>
-        <w:t xml:space="preserve"> entonces</w:t>
+          <w:i/>
+          <w:iCs/>
+          <w:u w:val="single"/>
+        </w:rPr>
+        <w:br w:type="page"/>
       </w:r>
     </w:p>
     <w:p>
@@ -4497,727 +4595,29 @@
         <w:spacing w:after="0"/>
         <w:rPr>
           <w:rFonts w:ascii="Arial Narrow" w:hAnsi="Arial Narrow"/>
-        </w:rPr>
-      </w:pPr>
-      <w:r>
-        <w:rPr>
-          <w:rFonts w:ascii="Arial Narrow" w:hAnsi="Arial Narrow"/>
-        </w:rPr>
-        <w:t xml:space="preserve">        crear nuevo nodo con valor</w:t>
-      </w:r>
-    </w:p>
-    <w:p>
-      <w:pPr>
-        <w:spacing w:after="0"/>
-        <w:rPr>
-          <w:rFonts w:ascii="Arial Narrow" w:hAnsi="Arial Narrow"/>
-        </w:rPr>
-      </w:pPr>
-      <w:r>
-        <w:rPr>
-          <w:rFonts w:ascii="Arial Narrow" w:hAnsi="Arial Narrow"/>
-        </w:rPr>
-        <w:t xml:space="preserve">        retornar nodo</w:t>
-      </w:r>
-    </w:p>
-    <w:p>
-      <w:pPr>
-        <w:spacing w:after="0"/>
-        <w:rPr>
-          <w:rFonts w:ascii="Arial Narrow" w:hAnsi="Arial Narrow"/>
-        </w:rPr>
-      </w:pPr>
-      <w:r>
-        <w:rPr>
-          <w:rFonts w:ascii="Arial Narrow" w:hAnsi="Arial Narrow"/>
-        </w:rPr>
-        <w:t xml:space="preserve">    fin si</w:t>
-      </w:r>
-    </w:p>
-    <w:p>
-      <w:pPr>
-        <w:spacing w:after="0"/>
-        <w:rPr>
-          <w:rFonts w:ascii="Arial Narrow" w:hAnsi="Arial Narrow"/>
-        </w:rPr>
-      </w:pPr>
-    </w:p>
-    <w:p>
-      <w:pPr>
-        <w:spacing w:after="0"/>
-        <w:rPr>
-          <w:rFonts w:ascii="Arial Narrow" w:hAnsi="Arial Narrow"/>
-        </w:rPr>
-      </w:pPr>
-      <w:r>
-        <w:rPr>
-          <w:rFonts w:ascii="Arial Narrow" w:hAnsi="Arial Narrow"/>
-        </w:rPr>
-        <w:t xml:space="preserve">    </w:t>
-      </w:r>
+          <w:i/>
+          <w:iCs/>
+          <w:u w:val="single"/>
+        </w:rPr>
+      </w:pPr>
       <w:proofErr w:type="spellStart"/>
       <w:r>
         <w:rPr>
           <w:rFonts w:ascii="Arial Narrow" w:hAnsi="Arial Narrow"/>
-        </w:rPr>
-        <w:t>si</w:t>
-      </w:r>
-      <w:proofErr w:type="spellEnd"/>
-      <w:r>
-        <w:rPr>
-          <w:rFonts w:ascii="Arial Narrow" w:hAnsi="Arial Narrow"/>
-        </w:rPr>
-        <w:t xml:space="preserve"> valor &lt; </w:t>
-      </w:r>
-      <w:proofErr w:type="spellStart"/>
-      <w:proofErr w:type="gramStart"/>
-      <w:r>
-        <w:rPr>
-          <w:rFonts w:ascii="Arial Narrow" w:hAnsi="Arial Narrow"/>
-        </w:rPr>
-        <w:t>nodo.valor</w:t>
-      </w:r>
-      <w:proofErr w:type="spellEnd"/>
-      <w:proofErr w:type="gramEnd"/>
-      <w:r>
-        <w:rPr>
-          <w:rFonts w:ascii="Arial Narrow" w:hAnsi="Arial Narrow"/>
-        </w:rPr>
-        <w:t xml:space="preserve"> entonces</w:t>
-      </w:r>
-    </w:p>
-    <w:p>
-      <w:pPr>
-        <w:spacing w:after="0"/>
-        <w:rPr>
-          <w:rFonts w:ascii="Arial Narrow" w:hAnsi="Arial Narrow"/>
-        </w:rPr>
-      </w:pPr>
-      <w:r>
-        <w:rPr>
-          <w:rFonts w:ascii="Arial Narrow" w:hAnsi="Arial Narrow"/>
-        </w:rPr>
-        <w:t xml:space="preserve">        </w:t>
-      </w:r>
-      <w:proofErr w:type="spellStart"/>
-      <w:r>
-        <w:rPr>
-          <w:rFonts w:ascii="Arial Narrow" w:hAnsi="Arial Narrow"/>
-        </w:rPr>
-        <w:t>nodo.izq</w:t>
-      </w:r>
-      <w:proofErr w:type="spellEnd"/>
-      <w:r>
-        <w:rPr>
-          <w:rFonts w:ascii="Arial Narrow" w:hAnsi="Arial Narrow"/>
-        </w:rPr>
-        <w:t xml:space="preserve"> = </w:t>
-      </w:r>
-      <w:proofErr w:type="gramStart"/>
-      <w:r>
-        <w:rPr>
-          <w:rFonts w:ascii="Arial Narrow" w:hAnsi="Arial Narrow"/>
-        </w:rPr>
-        <w:t>insertar(</w:t>
-      </w:r>
-      <w:proofErr w:type="spellStart"/>
-      <w:proofErr w:type="gramEnd"/>
-      <w:r>
-        <w:rPr>
-          <w:rFonts w:ascii="Arial Narrow" w:hAnsi="Arial Narrow"/>
-        </w:rPr>
-        <w:t>nodo.izq</w:t>
-      </w:r>
-      <w:proofErr w:type="spellEnd"/>
-      <w:r>
-        <w:rPr>
-          <w:rFonts w:ascii="Arial Narrow" w:hAnsi="Arial Narrow"/>
-        </w:rPr>
-        <w:t>, valor)</w:t>
-      </w:r>
-    </w:p>
-    <w:p>
-      <w:pPr>
-        <w:spacing w:after="0"/>
-        <w:rPr>
-          <w:rFonts w:ascii="Arial Narrow" w:hAnsi="Arial Narrow"/>
-        </w:rPr>
-      </w:pPr>
-      <w:r>
-        <w:rPr>
-          <w:rFonts w:ascii="Arial Narrow" w:hAnsi="Arial Narrow"/>
-        </w:rPr>
-        <w:t xml:space="preserve">    sino</w:t>
-      </w:r>
-    </w:p>
-    <w:p>
-      <w:pPr>
-        <w:spacing w:after="0"/>
-        <w:rPr>
-          <w:rFonts w:ascii="Arial Narrow" w:hAnsi="Arial Narrow"/>
-        </w:rPr>
-      </w:pPr>
-      <w:r>
-        <w:rPr>
-          <w:rFonts w:ascii="Arial Narrow" w:hAnsi="Arial Narrow"/>
-        </w:rPr>
-        <w:t xml:space="preserve">        </w:t>
-      </w:r>
-      <w:proofErr w:type="spellStart"/>
-      <w:r>
-        <w:rPr>
-          <w:rFonts w:ascii="Arial Narrow" w:hAnsi="Arial Narrow"/>
-        </w:rPr>
-        <w:t>nodo.der</w:t>
-      </w:r>
-      <w:proofErr w:type="spellEnd"/>
-      <w:r>
-        <w:rPr>
-          <w:rFonts w:ascii="Arial Narrow" w:hAnsi="Arial Narrow"/>
-        </w:rPr>
-        <w:t xml:space="preserve"> = </w:t>
-      </w:r>
-      <w:proofErr w:type="gramStart"/>
-      <w:r>
-        <w:rPr>
-          <w:rFonts w:ascii="Arial Narrow" w:hAnsi="Arial Narrow"/>
-        </w:rPr>
-        <w:t>insertar(</w:t>
-      </w:r>
-      <w:proofErr w:type="spellStart"/>
-      <w:proofErr w:type="gramEnd"/>
-      <w:r>
-        <w:rPr>
-          <w:rFonts w:ascii="Arial Narrow" w:hAnsi="Arial Narrow"/>
-        </w:rPr>
-        <w:t>nodo.der</w:t>
-      </w:r>
-      <w:proofErr w:type="spellEnd"/>
-      <w:r>
-        <w:rPr>
-          <w:rFonts w:ascii="Arial Narrow" w:hAnsi="Arial Narrow"/>
-        </w:rPr>
-        <w:t>, valor)</w:t>
-      </w:r>
-    </w:p>
-    <w:p>
-      <w:pPr>
-        <w:spacing w:after="0"/>
-        <w:rPr>
-          <w:rFonts w:ascii="Arial Narrow" w:hAnsi="Arial Narrow"/>
-        </w:rPr>
-      </w:pPr>
-      <w:r>
-        <w:rPr>
-          <w:rFonts w:ascii="Arial Narrow" w:hAnsi="Arial Narrow"/>
-        </w:rPr>
-        <w:t xml:space="preserve">    fin si</w:t>
-      </w:r>
-    </w:p>
-    <w:p>
-      <w:pPr>
-        <w:spacing w:after="0"/>
-        <w:rPr>
-          <w:rFonts w:ascii="Arial Narrow" w:hAnsi="Arial Narrow"/>
-        </w:rPr>
-      </w:pPr>
-    </w:p>
-    <w:p>
-      <w:pPr>
-        <w:spacing w:after="0"/>
-        <w:rPr>
-          <w:rFonts w:ascii="Arial Narrow" w:hAnsi="Arial Narrow"/>
-        </w:rPr>
-      </w:pPr>
-      <w:r>
-        <w:rPr>
-          <w:rFonts w:ascii="Arial Narrow" w:hAnsi="Arial Narrow"/>
-        </w:rPr>
-        <w:t xml:space="preserve">    retornar nodo</w:t>
-      </w:r>
-    </w:p>
-    <w:p>
-      <w:pPr>
-        <w:spacing w:after="0"/>
-        <w:rPr>
-          <w:rFonts w:ascii="Arial Narrow" w:hAnsi="Arial Narrow"/>
-        </w:rPr>
-      </w:pPr>
-      <w:r>
-        <w:rPr>
-          <w:rFonts w:ascii="Arial Narrow" w:hAnsi="Arial Narrow"/>
-        </w:rPr>
-        <w:t xml:space="preserve">fin </w:t>
-      </w:r>
-      <w:proofErr w:type="spellStart"/>
-      <w:r>
-        <w:rPr>
-          <w:rFonts w:ascii="Arial Narrow" w:hAnsi="Arial Narrow"/>
-        </w:rPr>
-        <w:t>funcion</w:t>
-      </w:r>
-      <w:proofErr w:type="spellEnd"/>
-    </w:p>
-    <w:p>
-      <w:pPr>
-        <w:spacing w:after="0"/>
-        <w:rPr>
-          <w:rFonts w:ascii="Arial Narrow" w:hAnsi="Arial Narrow"/>
-        </w:rPr>
-      </w:pPr>
-    </w:p>
-    <w:p>
-      <w:pPr>
-        <w:spacing w:after="0"/>
-        <w:rPr>
-          <w:rFonts w:ascii="Arial Narrow" w:hAnsi="Arial Narrow"/>
-        </w:rPr>
-      </w:pPr>
-      <w:proofErr w:type="spellStart"/>
-      <w:r>
-        <w:rPr>
-          <w:rFonts w:ascii="Arial Narrow" w:hAnsi="Arial Narrow"/>
-        </w:rPr>
-        <w:t>funcion</w:t>
-      </w:r>
-      <w:proofErr w:type="spellEnd"/>
-      <w:r>
-        <w:rPr>
-          <w:rFonts w:ascii="Arial Narrow" w:hAnsi="Arial Narrow"/>
-        </w:rPr>
-        <w:t xml:space="preserve"> </w:t>
-      </w:r>
-      <w:proofErr w:type="spellStart"/>
-      <w:r>
-        <w:rPr>
-          <w:rFonts w:ascii="Arial Narrow" w:hAnsi="Arial Narrow"/>
-        </w:rPr>
-        <w:t>inorder</w:t>
-      </w:r>
-      <w:proofErr w:type="spellEnd"/>
-      <w:r>
-        <w:rPr>
-          <w:rFonts w:ascii="Arial Narrow" w:hAnsi="Arial Narrow"/>
-        </w:rPr>
-        <w:t>(nodo)</w:t>
-      </w:r>
-    </w:p>
-    <w:p>
-      <w:pPr>
-        <w:spacing w:after="0"/>
-        <w:rPr>
-          <w:rFonts w:ascii="Arial Narrow" w:hAnsi="Arial Narrow"/>
-        </w:rPr>
-      </w:pPr>
-      <w:r>
-        <w:rPr>
-          <w:rFonts w:ascii="Arial Narrow" w:hAnsi="Arial Narrow"/>
-        </w:rPr>
-        <w:t xml:space="preserve">    </w:t>
-      </w:r>
-      <w:proofErr w:type="spellStart"/>
-      <w:r>
-        <w:rPr>
-          <w:rFonts w:ascii="Arial Narrow" w:hAnsi="Arial Narrow"/>
-        </w:rPr>
-        <w:t>si</w:t>
-      </w:r>
-      <w:proofErr w:type="spellEnd"/>
-      <w:r>
-        <w:rPr>
-          <w:rFonts w:ascii="Arial Narrow" w:hAnsi="Arial Narrow"/>
-        </w:rPr>
-        <w:t xml:space="preserve"> </w:t>
-      </w:r>
-      <w:proofErr w:type="gramStart"/>
-      <w:r>
-        <w:rPr>
-          <w:rFonts w:ascii="Arial Narrow" w:hAnsi="Arial Narrow"/>
-        </w:rPr>
-        <w:t>nodo !</w:t>
-      </w:r>
-      <w:proofErr w:type="gramEnd"/>
-      <w:r>
-        <w:rPr>
-          <w:rFonts w:ascii="Arial Narrow" w:hAnsi="Arial Narrow"/>
-        </w:rPr>
-        <w:t xml:space="preserve">= </w:t>
-      </w:r>
-      <w:proofErr w:type="spellStart"/>
-      <w:r>
-        <w:rPr>
-          <w:rFonts w:ascii="Arial Narrow" w:hAnsi="Arial Narrow"/>
-        </w:rPr>
-        <w:t>null</w:t>
-      </w:r>
-      <w:proofErr w:type="spellEnd"/>
-      <w:r>
-        <w:rPr>
-          <w:rFonts w:ascii="Arial Narrow" w:hAnsi="Arial Narrow"/>
-        </w:rPr>
-        <w:t xml:space="preserve"> entonces</w:t>
-      </w:r>
-    </w:p>
-    <w:p>
-      <w:pPr>
-        <w:spacing w:after="0"/>
-        <w:rPr>
-          <w:rFonts w:ascii="Arial Narrow" w:hAnsi="Arial Narrow"/>
-        </w:rPr>
-      </w:pPr>
-      <w:r>
-        <w:rPr>
-          <w:rFonts w:ascii="Arial Narrow" w:hAnsi="Arial Narrow"/>
-        </w:rPr>
-        <w:t xml:space="preserve">        </w:t>
-      </w:r>
-      <w:proofErr w:type="spellStart"/>
-      <w:r>
-        <w:rPr>
-          <w:rFonts w:ascii="Arial Narrow" w:hAnsi="Arial Narrow"/>
-        </w:rPr>
-        <w:t>inorder</w:t>
-      </w:r>
-      <w:proofErr w:type="spellEnd"/>
-      <w:r>
-        <w:rPr>
-          <w:rFonts w:ascii="Arial Narrow" w:hAnsi="Arial Narrow"/>
-        </w:rPr>
-        <w:t>(</w:t>
-      </w:r>
-      <w:proofErr w:type="spellStart"/>
-      <w:r>
-        <w:rPr>
-          <w:rFonts w:ascii="Arial Narrow" w:hAnsi="Arial Narrow"/>
-        </w:rPr>
-        <w:t>nodo.izq</w:t>
-      </w:r>
-      <w:proofErr w:type="spellEnd"/>
-      <w:r>
-        <w:rPr>
-          <w:rFonts w:ascii="Arial Narrow" w:hAnsi="Arial Narrow"/>
-        </w:rPr>
-        <w:t>)</w:t>
-      </w:r>
-    </w:p>
-    <w:p>
-      <w:pPr>
-        <w:spacing w:after="0"/>
-        <w:rPr>
-          <w:rFonts w:ascii="Arial Narrow" w:hAnsi="Arial Narrow"/>
-        </w:rPr>
-      </w:pPr>
-      <w:r>
-        <w:rPr>
-          <w:rFonts w:ascii="Arial Narrow" w:hAnsi="Arial Narrow"/>
-        </w:rPr>
-        <w:t xml:space="preserve">        mostrar </w:t>
-      </w:r>
-      <w:proofErr w:type="spellStart"/>
-      <w:proofErr w:type="gramStart"/>
-      <w:r>
-        <w:rPr>
-          <w:rFonts w:ascii="Arial Narrow" w:hAnsi="Arial Narrow"/>
-        </w:rPr>
-        <w:t>nodo.valor</w:t>
-      </w:r>
-      <w:proofErr w:type="spellEnd"/>
-      <w:proofErr w:type="gramEnd"/>
-    </w:p>
-    <w:p>
-      <w:pPr>
-        <w:spacing w:after="0"/>
-        <w:rPr>
-          <w:rFonts w:ascii="Arial Narrow" w:hAnsi="Arial Narrow"/>
-        </w:rPr>
-      </w:pPr>
-      <w:r>
-        <w:rPr>
-          <w:rFonts w:ascii="Arial Narrow" w:hAnsi="Arial Narrow"/>
-        </w:rPr>
-        <w:t xml:space="preserve">        </w:t>
-      </w:r>
-      <w:proofErr w:type="spellStart"/>
-      <w:r>
-        <w:rPr>
-          <w:rFonts w:ascii="Arial Narrow" w:hAnsi="Arial Narrow"/>
-        </w:rPr>
-        <w:t>inorder</w:t>
-      </w:r>
-      <w:proofErr w:type="spellEnd"/>
-      <w:r>
-        <w:rPr>
-          <w:rFonts w:ascii="Arial Narrow" w:hAnsi="Arial Narrow"/>
-        </w:rPr>
-        <w:t>(</w:t>
-      </w:r>
-      <w:proofErr w:type="spellStart"/>
-      <w:r>
-        <w:rPr>
-          <w:rFonts w:ascii="Arial Narrow" w:hAnsi="Arial Narrow"/>
-        </w:rPr>
-        <w:t>nodo.der</w:t>
-      </w:r>
-      <w:proofErr w:type="spellEnd"/>
-      <w:r>
-        <w:rPr>
-          <w:rFonts w:ascii="Arial Narrow" w:hAnsi="Arial Narrow"/>
-        </w:rPr>
-        <w:t>)</w:t>
-      </w:r>
-    </w:p>
-    <w:p>
-      <w:pPr>
-        <w:spacing w:after="0"/>
-        <w:rPr>
-          <w:rFonts w:ascii="Arial Narrow" w:hAnsi="Arial Narrow"/>
-        </w:rPr>
-      </w:pPr>
-      <w:r>
-        <w:rPr>
-          <w:rFonts w:ascii="Arial Narrow" w:hAnsi="Arial Narrow"/>
-        </w:rPr>
-        <w:t xml:space="preserve">    fin si</w:t>
-      </w:r>
-    </w:p>
-    <w:p>
-      <w:pPr>
-        <w:spacing w:after="0"/>
-        <w:rPr>
-          <w:rFonts w:ascii="Arial Narrow" w:hAnsi="Arial Narrow"/>
-        </w:rPr>
-      </w:pPr>
-      <w:r>
-        <w:rPr>
-          <w:rFonts w:ascii="Arial Narrow" w:hAnsi="Arial Narrow"/>
-        </w:rPr>
-        <w:t xml:space="preserve">fin </w:t>
-      </w:r>
-      <w:proofErr w:type="spellStart"/>
-      <w:r>
-        <w:rPr>
-          <w:rFonts w:ascii="Arial Narrow" w:hAnsi="Arial Narrow"/>
-        </w:rPr>
-        <w:t>funcion</w:t>
-      </w:r>
-      <w:proofErr w:type="spellEnd"/>
-    </w:p>
-    <w:p>
-      <w:pPr>
-        <w:spacing w:after="0"/>
-        <w:rPr>
-          <w:rFonts w:ascii="Arial Narrow" w:hAnsi="Arial Narrow"/>
-        </w:rPr>
-      </w:pPr>
-    </w:p>
-    <w:p>
-      <w:pPr>
-        <w:spacing w:after="0"/>
-        <w:rPr>
-          <w:rFonts w:ascii="Arial Narrow" w:hAnsi="Arial Narrow"/>
-        </w:rPr>
-      </w:pPr>
-      <w:r>
-        <w:rPr>
-          <w:rFonts w:ascii="Arial Narrow" w:hAnsi="Arial Narrow"/>
-        </w:rPr>
-        <w:t>// Programa principal</w:t>
-      </w:r>
-    </w:p>
-    <w:p>
-      <w:pPr>
-        <w:spacing w:after="0"/>
-        <w:rPr>
-          <w:rFonts w:ascii="Arial Narrow" w:hAnsi="Arial Narrow"/>
-        </w:rPr>
-      </w:pPr>
-      <w:proofErr w:type="spellStart"/>
-      <w:r>
-        <w:rPr>
-          <w:rFonts w:ascii="Arial Narrow" w:hAnsi="Arial Narrow"/>
-        </w:rPr>
-        <w:t>raiz</w:t>
-      </w:r>
-      <w:proofErr w:type="spellEnd"/>
-      <w:r>
-        <w:rPr>
-          <w:rFonts w:ascii="Arial Narrow" w:hAnsi="Arial Narrow"/>
-        </w:rPr>
-        <w:t xml:space="preserve"> = </w:t>
-      </w:r>
-      <w:proofErr w:type="spellStart"/>
-      <w:r>
-        <w:rPr>
-          <w:rFonts w:ascii="Arial Narrow" w:hAnsi="Arial Narrow"/>
-        </w:rPr>
-        <w:t>null</w:t>
-      </w:r>
-      <w:proofErr w:type="spellEnd"/>
-    </w:p>
-    <w:p>
-      <w:pPr>
-        <w:spacing w:after="0"/>
-        <w:rPr>
-          <w:rFonts w:ascii="Arial Narrow" w:hAnsi="Arial Narrow"/>
-        </w:rPr>
-      </w:pPr>
-    </w:p>
-    <w:p>
-      <w:pPr>
-        <w:spacing w:after="0"/>
-        <w:rPr>
-          <w:rFonts w:ascii="Arial Narrow" w:hAnsi="Arial Narrow"/>
-        </w:rPr>
-      </w:pPr>
-      <w:r>
-        <w:rPr>
-          <w:rFonts w:ascii="Arial Narrow" w:hAnsi="Arial Narrow"/>
-        </w:rPr>
-        <w:t>para cada elemento en A hacer</w:t>
-      </w:r>
-    </w:p>
-    <w:p>
-      <w:pPr>
-        <w:spacing w:after="0"/>
-        <w:rPr>
-          <w:rFonts w:ascii="Arial Narrow" w:hAnsi="Arial Narrow"/>
-        </w:rPr>
-      </w:pPr>
-      <w:r>
-        <w:rPr>
-          <w:rFonts w:ascii="Arial Narrow" w:hAnsi="Arial Narrow"/>
-        </w:rPr>
-        <w:t xml:space="preserve">    </w:t>
-      </w:r>
-      <w:proofErr w:type="spellStart"/>
-      <w:r>
-        <w:rPr>
-          <w:rFonts w:ascii="Arial Narrow" w:hAnsi="Arial Narrow"/>
-        </w:rPr>
-        <w:t>raiz</w:t>
-      </w:r>
-      <w:proofErr w:type="spellEnd"/>
-      <w:r>
-        <w:rPr>
-          <w:rFonts w:ascii="Arial Narrow" w:hAnsi="Arial Narrow"/>
-        </w:rPr>
-        <w:t xml:space="preserve"> = </w:t>
-      </w:r>
-      <w:proofErr w:type="gramStart"/>
-      <w:r>
-        <w:rPr>
-          <w:rFonts w:ascii="Arial Narrow" w:hAnsi="Arial Narrow"/>
-        </w:rPr>
-        <w:t>insertar(</w:t>
-      </w:r>
-      <w:proofErr w:type="spellStart"/>
-      <w:proofErr w:type="gramEnd"/>
-      <w:r>
-        <w:rPr>
-          <w:rFonts w:ascii="Arial Narrow" w:hAnsi="Arial Narrow"/>
-        </w:rPr>
-        <w:t>raiz</w:t>
-      </w:r>
-      <w:proofErr w:type="spellEnd"/>
-      <w:r>
-        <w:rPr>
-          <w:rFonts w:ascii="Arial Narrow" w:hAnsi="Arial Narrow"/>
-        </w:rPr>
-        <w:t>, elemento)</w:t>
-      </w:r>
-    </w:p>
-    <w:p>
-      <w:pPr>
-        <w:spacing w:after="0"/>
-        <w:rPr>
-          <w:rFonts w:ascii="Arial Narrow" w:hAnsi="Arial Narrow"/>
-        </w:rPr>
-      </w:pPr>
-      <w:r>
-        <w:rPr>
-          <w:rFonts w:ascii="Arial Narrow" w:hAnsi="Arial Narrow"/>
-        </w:rPr>
-        <w:t>fin para</w:t>
-      </w:r>
-    </w:p>
-    <w:p>
-      <w:pPr>
-        <w:spacing w:after="0"/>
-        <w:rPr>
-          <w:rFonts w:ascii="Arial Narrow" w:hAnsi="Arial Narrow"/>
-        </w:rPr>
-      </w:pPr>
-    </w:p>
-    <w:p>
-      <w:pPr>
-        <w:spacing w:after="0"/>
-        <w:rPr>
-          <w:rFonts w:ascii="Arial Narrow" w:hAnsi="Arial Narrow"/>
-        </w:rPr>
-      </w:pPr>
-      <w:proofErr w:type="spellStart"/>
-      <w:r>
-        <w:rPr>
-          <w:rFonts w:ascii="Arial Narrow" w:hAnsi="Arial Narrow"/>
-        </w:rPr>
-        <w:t>inorder</w:t>
-      </w:r>
-      <w:proofErr w:type="spellEnd"/>
-      <w:r>
-        <w:rPr>
-          <w:rFonts w:ascii="Arial Narrow" w:hAnsi="Arial Narrow"/>
-        </w:rPr>
-        <w:t>(</w:t>
-      </w:r>
-      <w:proofErr w:type="spellStart"/>
-      <w:r>
-        <w:rPr>
-          <w:rFonts w:ascii="Arial Narrow" w:hAnsi="Arial Narrow"/>
-        </w:rPr>
-        <w:t>raiz</w:t>
-      </w:r>
-      <w:proofErr w:type="spellEnd"/>
-      <w:r>
-        <w:rPr>
-          <w:rFonts w:ascii="Arial Narrow" w:hAnsi="Arial Narrow"/>
-        </w:rPr>
-        <w:t>)</w:t>
-      </w:r>
-    </w:p>
-    <w:p>
-      <w:pPr>
-        <w:spacing w:after="0"/>
-        <w:rPr>
-          <w:rFonts w:ascii="Arial Narrow" w:hAnsi="Arial Narrow"/>
-        </w:rPr>
-      </w:pPr>
-    </w:p>
-    <w:p>
-      <w:pPr>
-        <w:spacing w:after="0"/>
-        <w:rPr>
-          <w:rFonts w:ascii="Arial Narrow" w:hAnsi="Arial Narrow"/>
-        </w:rPr>
-      </w:pPr>
-    </w:p>
-    <w:p>
-      <w:pPr>
-        <w:spacing w:after="0"/>
-        <w:rPr>
-          <w:rFonts w:ascii="Arial Narrow" w:hAnsi="Arial Narrow"/>
-        </w:rPr>
-      </w:pPr>
-      <w:proofErr w:type="spellStart"/>
-      <w:r>
-        <w:rPr>
-          <w:rFonts w:ascii="Arial Narrow" w:hAnsi="Arial Narrow"/>
-        </w:rPr>
+          <w:i/>
+          <w:iCs/>
+          <w:u w:val="single"/>
+        </w:rPr>
+        <w:lastRenderedPageBreak/>
         <w:t>Cocktail</w:t>
       </w:r>
       <w:proofErr w:type="spellEnd"/>
       <w:r>
         <w:rPr>
           <w:rFonts w:ascii="Arial Narrow" w:hAnsi="Arial Narrow"/>
+          <w:i/>
+          <w:iCs/>
+          <w:u w:val="single"/>
         </w:rPr>
         <w:t xml:space="preserve"> Sort</w:t>
       </w:r>
@@ -5261,7 +4661,6 @@
         <w:rPr>
           <w:rFonts w:ascii="Arial Narrow" w:hAnsi="Arial Narrow"/>
         </w:rPr>
-        <w:lastRenderedPageBreak/>
         <w:t>En lugar de recorrer siempre en un solo sentido, va de izquierda a derecha y luego de derecha a izquierda.</w:t>
       </w:r>
     </w:p>
@@ -5282,14 +4681,7 @@
     <w:p>
       <w:pPr>
         <w:spacing w:after="0"/>
-        <w:rPr>
-          <w:rFonts w:ascii="Arial Narrow" w:hAnsi="Arial Narrow"/>
-        </w:rPr>
-      </w:pPr>
-    </w:p>
-    <w:p>
-      <w:pPr>
-        <w:spacing w:after="0"/>
+        <w:jc w:val="center"/>
         <w:rPr>
           <w:rFonts w:ascii="Arial Narrow" w:hAnsi="Arial Narrow"/>
         </w:rPr>
@@ -5298,7 +4690,41 @@
         <w:rPr>
           <w:rFonts w:ascii="Arial Narrow" w:hAnsi="Arial Narrow"/>
         </w:rPr>
-        <w:t>inicio = 0</w:t>
+        <w:drawing>
+          <wp:inline distT="0" distB="0" distL="0" distR="0" wp14:anchorId="03787B56" wp14:editId="4020559A">
+            <wp:extent cx="3639058" cy="7335274"/>
+            <wp:effectExtent l="0" t="0" r="0" b="0"/>
+            <wp:docPr id="306261978" name="Imagen 1"/>
+            <wp:cNvGraphicFramePr>
+              <a:graphicFrameLocks xmlns:a="http://schemas.openxmlformats.org/drawingml/2006/main" noChangeAspect="1"/>
+            </wp:cNvGraphicFramePr>
+            <a:graphic xmlns:a="http://schemas.openxmlformats.org/drawingml/2006/main">
+              <a:graphicData uri="http://schemas.openxmlformats.org/drawingml/2006/picture">
+                <pic:pic xmlns:pic="http://schemas.openxmlformats.org/drawingml/2006/picture">
+                  <pic:nvPicPr>
+                    <pic:cNvPr id="306261978" name=""/>
+                    <pic:cNvPicPr/>
+                  </pic:nvPicPr>
+                  <pic:blipFill>
+                    <a:blip r:embed="rId10"/>
+                    <a:stretch>
+                      <a:fillRect/>
+                    </a:stretch>
+                  </pic:blipFill>
+                  <pic:spPr>
+                    <a:xfrm>
+                      <a:off x="0" y="0"/>
+                      <a:ext cx="3639058" cy="7335274"/>
+                    </a:xfrm>
+                    <a:prstGeom prst="rect">
+                      <a:avLst/>
+                    </a:prstGeom>
+                  </pic:spPr>
+                </pic:pic>
+              </a:graphicData>
+            </a:graphic>
+          </wp:inline>
+        </w:drawing>
       </w:r>
     </w:p>
     <w:p>
@@ -5308,428 +4734,688 @@
           <w:rFonts w:ascii="Arial Narrow" w:hAnsi="Arial Narrow"/>
         </w:rPr>
       </w:pPr>
+    </w:p>
+    <w:p>
+      <w:pPr>
+        <w:spacing w:after="0"/>
+        <w:rPr>
+          <w:rFonts w:ascii="Arial Narrow" w:hAnsi="Arial Narrow"/>
+          <w:i/>
+          <w:iCs/>
+          <w:u w:val="single"/>
+        </w:rPr>
+      </w:pPr>
+    </w:p>
+    <w:p>
+      <w:pPr>
+        <w:spacing w:after="0"/>
+        <w:rPr>
+          <w:rFonts w:ascii="Arial Narrow" w:hAnsi="Arial Narrow"/>
+          <w:i/>
+          <w:iCs/>
+          <w:u w:val="single"/>
+        </w:rPr>
+      </w:pPr>
       <w:r>
         <w:rPr>
           <w:rFonts w:ascii="Arial Narrow" w:hAnsi="Arial Narrow"/>
-        </w:rPr>
-        <w:t>fin = n - 1</w:t>
+          <w:i/>
+          <w:iCs/>
+          <w:u w:val="single"/>
+        </w:rPr>
+        <w:lastRenderedPageBreak/>
+        <w:t>Cuadro comparativo:</w:t>
       </w:r>
     </w:p>
+    <w:tbl>
+      <w:tblPr>
+        <w:tblStyle w:val="Tablaconcuadrcula"/>
+        <w:tblW w:w="0" w:type="auto"/>
+        <w:jc w:val="center"/>
+        <w:tblLook w:val="04A0" w:firstRow="1" w:lastRow="0" w:firstColumn="1" w:lastColumn="0" w:noHBand="0" w:noVBand="1"/>
+      </w:tblPr>
+      <w:tblGrid>
+        <w:gridCol w:w="2123"/>
+        <w:gridCol w:w="2124"/>
+        <w:gridCol w:w="2124"/>
+        <w:gridCol w:w="2124"/>
+      </w:tblGrid>
+      <w:tr>
+        <w:trPr>
+          <w:jc w:val="center"/>
+        </w:trPr>
+        <w:tc>
+          <w:tcPr>
+            <w:tcW w:w="2123" w:type="dxa"/>
+            <w:vAlign w:val="center"/>
+          </w:tcPr>
+          <w:p>
+            <w:pPr>
+              <w:jc w:val="center"/>
+              <w:rPr>
+                <w:rFonts w:ascii="Arial Narrow" w:hAnsi="Arial Narrow"/>
+                <w:b/>
+                <w:bCs/>
+              </w:rPr>
+            </w:pPr>
+            <w:r>
+              <w:rPr>
+                <w:rFonts w:ascii="Arial Narrow" w:hAnsi="Arial Narrow"/>
+                <w:b/>
+                <w:bCs/>
+              </w:rPr>
+              <w:t>Característica</w:t>
+            </w:r>
+          </w:p>
+        </w:tc>
+        <w:tc>
+          <w:tcPr>
+            <w:tcW w:w="2124" w:type="dxa"/>
+            <w:vAlign w:val="center"/>
+          </w:tcPr>
+          <w:p>
+            <w:pPr>
+              <w:jc w:val="center"/>
+              <w:rPr>
+                <w:rFonts w:ascii="Arial Narrow" w:hAnsi="Arial Narrow"/>
+                <w:b/>
+                <w:bCs/>
+              </w:rPr>
+            </w:pPr>
+            <w:proofErr w:type="spellStart"/>
+            <w:r>
+              <w:rPr>
+                <w:rFonts w:ascii="Arial Narrow" w:hAnsi="Arial Narrow"/>
+                <w:b/>
+                <w:bCs/>
+              </w:rPr>
+              <w:t>Selection</w:t>
+            </w:r>
+            <w:proofErr w:type="spellEnd"/>
+            <w:r>
+              <w:rPr>
+                <w:rFonts w:ascii="Arial Narrow" w:hAnsi="Arial Narrow"/>
+                <w:b/>
+                <w:bCs/>
+              </w:rPr>
+              <w:t xml:space="preserve"> Sort</w:t>
+            </w:r>
+          </w:p>
+        </w:tc>
+        <w:tc>
+          <w:tcPr>
+            <w:tcW w:w="2124" w:type="dxa"/>
+            <w:vAlign w:val="center"/>
+          </w:tcPr>
+          <w:p>
+            <w:pPr>
+              <w:jc w:val="center"/>
+              <w:rPr>
+                <w:rFonts w:ascii="Arial Narrow" w:hAnsi="Arial Narrow"/>
+                <w:b/>
+                <w:bCs/>
+              </w:rPr>
+            </w:pPr>
+            <w:r>
+              <w:rPr>
+                <w:rFonts w:ascii="Arial Narrow" w:hAnsi="Arial Narrow"/>
+                <w:b/>
+                <w:bCs/>
+              </w:rPr>
+              <w:t>Tree Sort</w:t>
+            </w:r>
+          </w:p>
+        </w:tc>
+        <w:tc>
+          <w:tcPr>
+            <w:tcW w:w="2124" w:type="dxa"/>
+            <w:vAlign w:val="center"/>
+          </w:tcPr>
+          <w:p>
+            <w:pPr>
+              <w:jc w:val="center"/>
+              <w:rPr>
+                <w:rFonts w:ascii="Arial Narrow" w:hAnsi="Arial Narrow"/>
+                <w:b/>
+                <w:bCs/>
+              </w:rPr>
+            </w:pPr>
+            <w:proofErr w:type="spellStart"/>
+            <w:r>
+              <w:rPr>
+                <w:rFonts w:ascii="Arial Narrow" w:hAnsi="Arial Narrow"/>
+                <w:b/>
+                <w:bCs/>
+              </w:rPr>
+              <w:t>Cokctail</w:t>
+            </w:r>
+            <w:proofErr w:type="spellEnd"/>
+            <w:r>
+              <w:rPr>
+                <w:rFonts w:ascii="Arial Narrow" w:hAnsi="Arial Narrow"/>
+                <w:b/>
+                <w:bCs/>
+              </w:rPr>
+              <w:t xml:space="preserve"> Sort</w:t>
+            </w:r>
+          </w:p>
+        </w:tc>
+      </w:tr>
+      <w:tr>
+        <w:trPr>
+          <w:jc w:val="center"/>
+        </w:trPr>
+        <w:tc>
+          <w:tcPr>
+            <w:tcW w:w="2123" w:type="dxa"/>
+            <w:vAlign w:val="center"/>
+          </w:tcPr>
+          <w:p>
+            <w:pPr>
+              <w:jc w:val="center"/>
+              <w:rPr>
+                <w:rFonts w:ascii="Arial Narrow" w:hAnsi="Arial Narrow"/>
+                <w:b/>
+                <w:bCs/>
+              </w:rPr>
+            </w:pPr>
+            <w:r>
+              <w:rPr>
+                <w:rFonts w:ascii="Arial Narrow" w:hAnsi="Arial Narrow"/>
+                <w:b/>
+                <w:bCs/>
+              </w:rPr>
+              <w:t>Idea principal</w:t>
+            </w:r>
+          </w:p>
+        </w:tc>
+        <w:tc>
+          <w:tcPr>
+            <w:tcW w:w="2124" w:type="dxa"/>
+            <w:vAlign w:val="center"/>
+          </w:tcPr>
+          <w:p>
+            <w:pPr>
+              <w:jc w:val="center"/>
+              <w:rPr>
+                <w:rFonts w:ascii="Arial Narrow" w:hAnsi="Arial Narrow"/>
+              </w:rPr>
+            </w:pPr>
+            <w:r>
+              <w:rPr>
+                <w:rFonts w:ascii="Arial Narrow" w:hAnsi="Arial Narrow"/>
+              </w:rPr>
+              <w:t>Busca el mínimo y lo coloca en su posición</w:t>
+            </w:r>
+          </w:p>
+        </w:tc>
+        <w:tc>
+          <w:tcPr>
+            <w:tcW w:w="2124" w:type="dxa"/>
+            <w:vAlign w:val="center"/>
+          </w:tcPr>
+          <w:p>
+            <w:pPr>
+              <w:jc w:val="center"/>
+              <w:rPr>
+                <w:rFonts w:ascii="Arial Narrow" w:hAnsi="Arial Narrow"/>
+              </w:rPr>
+            </w:pPr>
+            <w:r>
+              <w:rPr>
+                <w:rFonts w:ascii="Arial Narrow" w:hAnsi="Arial Narrow"/>
+              </w:rPr>
+              <w:t>Inserta en árbol y recorre en orden</w:t>
+            </w:r>
+          </w:p>
+        </w:tc>
+        <w:tc>
+          <w:tcPr>
+            <w:tcW w:w="2124" w:type="dxa"/>
+            <w:vAlign w:val="center"/>
+          </w:tcPr>
+          <w:p>
+            <w:pPr>
+              <w:jc w:val="center"/>
+              <w:rPr>
+                <w:rFonts w:ascii="Arial Narrow" w:hAnsi="Arial Narrow"/>
+              </w:rPr>
+            </w:pPr>
+            <w:r>
+              <w:rPr>
+                <w:rFonts w:ascii="Arial Narrow" w:hAnsi="Arial Narrow"/>
+              </w:rPr>
+              <w:t xml:space="preserve">Variante de </w:t>
+            </w:r>
+            <w:proofErr w:type="spellStart"/>
+            <w:r>
+              <w:rPr>
+                <w:rFonts w:ascii="Arial Narrow" w:hAnsi="Arial Narrow"/>
+              </w:rPr>
+              <w:t>bubble</w:t>
+            </w:r>
+            <w:proofErr w:type="spellEnd"/>
+            <w:r>
+              <w:rPr>
+                <w:rFonts w:ascii="Arial Narrow" w:hAnsi="Arial Narrow"/>
+              </w:rPr>
+              <w:t xml:space="preserve"> </w:t>
+            </w:r>
+            <w:proofErr w:type="spellStart"/>
+            <w:r>
+              <w:rPr>
+                <w:rFonts w:ascii="Arial Narrow" w:hAnsi="Arial Narrow"/>
+              </w:rPr>
+              <w:t>sort</w:t>
+            </w:r>
+            <w:proofErr w:type="spellEnd"/>
+            <w:r>
+              <w:rPr>
+                <w:rFonts w:ascii="Arial Narrow" w:hAnsi="Arial Narrow"/>
+              </w:rPr>
+              <w:t xml:space="preserve"> bidireccional</w:t>
+            </w:r>
+          </w:p>
+        </w:tc>
+      </w:tr>
+      <w:tr>
+        <w:trPr>
+          <w:jc w:val="center"/>
+        </w:trPr>
+        <w:tc>
+          <w:tcPr>
+            <w:tcW w:w="2123" w:type="dxa"/>
+            <w:vAlign w:val="center"/>
+          </w:tcPr>
+          <w:p>
+            <w:pPr>
+              <w:jc w:val="center"/>
+              <w:rPr>
+                <w:rFonts w:ascii="Arial Narrow" w:hAnsi="Arial Narrow"/>
+                <w:b/>
+                <w:bCs/>
+              </w:rPr>
+            </w:pPr>
+            <w:r>
+              <w:rPr>
+                <w:rFonts w:ascii="Arial Narrow" w:hAnsi="Arial Narrow"/>
+                <w:b/>
+                <w:bCs/>
+              </w:rPr>
+              <w:t>Tipo</w:t>
+            </w:r>
+          </w:p>
+        </w:tc>
+        <w:tc>
+          <w:tcPr>
+            <w:tcW w:w="2124" w:type="dxa"/>
+            <w:vAlign w:val="center"/>
+          </w:tcPr>
+          <w:p>
+            <w:pPr>
+              <w:jc w:val="center"/>
+              <w:rPr>
+                <w:rFonts w:ascii="Arial Narrow" w:hAnsi="Arial Narrow"/>
+              </w:rPr>
+            </w:pPr>
+            <w:r>
+              <w:rPr>
+                <w:rFonts w:ascii="Arial Narrow" w:hAnsi="Arial Narrow"/>
+              </w:rPr>
+              <w:t>Ordenamiento interno</w:t>
+            </w:r>
+          </w:p>
+        </w:tc>
+        <w:tc>
+          <w:tcPr>
+            <w:tcW w:w="2124" w:type="dxa"/>
+            <w:vAlign w:val="center"/>
+          </w:tcPr>
+          <w:p>
+            <w:pPr>
+              <w:jc w:val="center"/>
+              <w:rPr>
+                <w:rFonts w:ascii="Arial Narrow" w:hAnsi="Arial Narrow"/>
+              </w:rPr>
+            </w:pPr>
+            <w:r>
+              <w:rPr>
+                <w:rFonts w:ascii="Arial Narrow" w:hAnsi="Arial Narrow"/>
+              </w:rPr>
+              <w:t>Ordenamiento por estructura</w:t>
+            </w:r>
+          </w:p>
+        </w:tc>
+        <w:tc>
+          <w:tcPr>
+            <w:tcW w:w="2124" w:type="dxa"/>
+            <w:vAlign w:val="center"/>
+          </w:tcPr>
+          <w:p>
+            <w:pPr>
+              <w:jc w:val="center"/>
+              <w:rPr>
+                <w:rFonts w:ascii="Arial Narrow" w:hAnsi="Arial Narrow"/>
+              </w:rPr>
+            </w:pPr>
+            <w:r>
+              <w:rPr>
+                <w:rFonts w:ascii="Arial Narrow" w:hAnsi="Arial Narrow"/>
+              </w:rPr>
+              <w:t>Ordenamiento interno</w:t>
+            </w:r>
+          </w:p>
+        </w:tc>
+      </w:tr>
+      <w:tr>
+        <w:trPr>
+          <w:jc w:val="center"/>
+        </w:trPr>
+        <w:tc>
+          <w:tcPr>
+            <w:tcW w:w="2123" w:type="dxa"/>
+            <w:vAlign w:val="center"/>
+          </w:tcPr>
+          <w:p>
+            <w:pPr>
+              <w:jc w:val="center"/>
+              <w:rPr>
+                <w:rFonts w:ascii="Arial Narrow" w:hAnsi="Arial Narrow"/>
+                <w:b/>
+                <w:bCs/>
+              </w:rPr>
+            </w:pPr>
+            <w:r>
+              <w:rPr>
+                <w:rFonts w:ascii="Arial Narrow" w:hAnsi="Arial Narrow"/>
+                <w:b/>
+                <w:bCs/>
+              </w:rPr>
+              <w:t>Complejidad</w:t>
+            </w:r>
+          </w:p>
+        </w:tc>
+        <w:tc>
+          <w:tcPr>
+            <w:tcW w:w="2124" w:type="dxa"/>
+            <w:vAlign w:val="center"/>
+          </w:tcPr>
+          <w:p>
+            <w:pPr>
+              <w:jc w:val="center"/>
+              <w:rPr>
+                <w:rFonts w:ascii="Arial Narrow" w:hAnsi="Arial Narrow"/>
+                <w:i/>
+                <w:iCs/>
+                <w:u w:val="single"/>
+              </w:rPr>
+            </w:pPr>
+            <w:r>
+              <w:rPr>
+                <w:rFonts w:ascii="Arial Narrow" w:hAnsi="Arial Narrow"/>
+              </w:rPr>
+              <w:t>O(n²)</w:t>
+            </w:r>
+          </w:p>
+        </w:tc>
+        <w:tc>
+          <w:tcPr>
+            <w:tcW w:w="2124" w:type="dxa"/>
+            <w:vAlign w:val="center"/>
+          </w:tcPr>
+          <w:p>
+            <w:pPr>
+              <w:jc w:val="center"/>
+              <w:rPr>
+                <w:rFonts w:ascii="Arial Narrow" w:hAnsi="Arial Narrow"/>
+                <w:i/>
+                <w:iCs/>
+                <w:u w:val="single"/>
+              </w:rPr>
+            </w:pPr>
+            <w:proofErr w:type="gramStart"/>
+            <w:r>
+              <w:rPr>
+                <w:rFonts w:ascii="Arial Narrow" w:hAnsi="Arial Narrow"/>
+              </w:rPr>
+              <w:t>O(</w:t>
+            </w:r>
+            <w:proofErr w:type="gramEnd"/>
+            <w:r>
+              <w:rPr>
+                <w:rFonts w:ascii="Arial Narrow" w:hAnsi="Arial Narrow"/>
+              </w:rPr>
+              <w:t>n log n)</w:t>
+            </w:r>
+          </w:p>
+        </w:tc>
+        <w:tc>
+          <w:tcPr>
+            <w:tcW w:w="2124" w:type="dxa"/>
+            <w:vAlign w:val="center"/>
+          </w:tcPr>
+          <w:p>
+            <w:pPr>
+              <w:jc w:val="center"/>
+              <w:rPr>
+                <w:rFonts w:ascii="Arial Narrow" w:hAnsi="Arial Narrow"/>
+                <w:i/>
+                <w:iCs/>
+                <w:u w:val="single"/>
+              </w:rPr>
+            </w:pPr>
+            <w:r>
+              <w:rPr>
+                <w:rFonts w:ascii="Arial Narrow" w:hAnsi="Arial Narrow"/>
+              </w:rPr>
+              <w:t>O(n*2)</w:t>
+            </w:r>
+          </w:p>
+        </w:tc>
+      </w:tr>
+      <w:tr>
+        <w:trPr>
+          <w:jc w:val="center"/>
+        </w:trPr>
+        <w:tc>
+          <w:tcPr>
+            <w:tcW w:w="2123" w:type="dxa"/>
+            <w:vAlign w:val="center"/>
+          </w:tcPr>
+          <w:p>
+            <w:pPr>
+              <w:jc w:val="center"/>
+              <w:rPr>
+                <w:rFonts w:ascii="Arial Narrow" w:hAnsi="Arial Narrow"/>
+                <w:b/>
+                <w:bCs/>
+              </w:rPr>
+            </w:pPr>
+            <w:r>
+              <w:rPr>
+                <w:rFonts w:ascii="Arial Narrow" w:hAnsi="Arial Narrow"/>
+                <w:b/>
+                <w:bCs/>
+              </w:rPr>
+              <w:t>Estable</w:t>
+            </w:r>
+          </w:p>
+        </w:tc>
+        <w:tc>
+          <w:tcPr>
+            <w:tcW w:w="2124" w:type="dxa"/>
+            <w:vAlign w:val="center"/>
+          </w:tcPr>
+          <w:p>
+            <w:pPr>
+              <w:jc w:val="center"/>
+              <w:rPr>
+                <w:rFonts w:ascii="Arial Narrow" w:hAnsi="Arial Narrow"/>
+              </w:rPr>
+            </w:pPr>
+            <w:r>
+              <w:rPr>
+                <w:rFonts w:ascii="Arial Narrow" w:hAnsi="Arial Narrow"/>
+              </w:rPr>
+              <w:t>No</w:t>
+            </w:r>
+          </w:p>
+        </w:tc>
+        <w:tc>
+          <w:tcPr>
+            <w:tcW w:w="2124" w:type="dxa"/>
+            <w:vAlign w:val="center"/>
+          </w:tcPr>
+          <w:p>
+            <w:pPr>
+              <w:jc w:val="center"/>
+              <w:rPr>
+                <w:rFonts w:ascii="Arial Narrow" w:hAnsi="Arial Narrow"/>
+              </w:rPr>
+            </w:pPr>
+            <w:r>
+              <w:rPr>
+                <w:rFonts w:ascii="Arial Narrow" w:hAnsi="Arial Narrow"/>
+              </w:rPr>
+              <w:t>Si (si se maneja correctamente la inserción)</w:t>
+            </w:r>
+          </w:p>
+        </w:tc>
+        <w:tc>
+          <w:tcPr>
+            <w:tcW w:w="2124" w:type="dxa"/>
+            <w:vAlign w:val="center"/>
+          </w:tcPr>
+          <w:p>
+            <w:pPr>
+              <w:jc w:val="center"/>
+              <w:rPr>
+                <w:rFonts w:ascii="Arial Narrow" w:hAnsi="Arial Narrow"/>
+              </w:rPr>
+            </w:pPr>
+            <w:r>
+              <w:rPr>
+                <w:rFonts w:ascii="Arial Narrow" w:hAnsi="Arial Narrow"/>
+              </w:rPr>
+              <w:t>Si</w:t>
+            </w:r>
+          </w:p>
+        </w:tc>
+      </w:tr>
+      <w:tr>
+        <w:trPr>
+          <w:jc w:val="center"/>
+        </w:trPr>
+        <w:tc>
+          <w:tcPr>
+            <w:tcW w:w="2123" w:type="dxa"/>
+            <w:vAlign w:val="center"/>
+          </w:tcPr>
+          <w:p>
+            <w:pPr>
+              <w:jc w:val="center"/>
+              <w:rPr>
+                <w:rFonts w:ascii="Arial Narrow" w:hAnsi="Arial Narrow"/>
+                <w:b/>
+                <w:bCs/>
+              </w:rPr>
+            </w:pPr>
+            <w:proofErr w:type="spellStart"/>
+            <w:r>
+              <w:rPr>
+                <w:rFonts w:ascii="Arial Narrow" w:hAnsi="Arial Narrow"/>
+                <w:b/>
+                <w:bCs/>
+              </w:rPr>
+              <w:t>Sensiblidad</w:t>
+            </w:r>
+            <w:proofErr w:type="spellEnd"/>
+            <w:r>
+              <w:rPr>
+                <w:rFonts w:ascii="Arial Narrow" w:hAnsi="Arial Narrow"/>
+                <w:b/>
+                <w:bCs/>
+              </w:rPr>
+              <w:t xml:space="preserve"> al orden Inicial</w:t>
+            </w:r>
+          </w:p>
+        </w:tc>
+        <w:tc>
+          <w:tcPr>
+            <w:tcW w:w="2124" w:type="dxa"/>
+            <w:vAlign w:val="center"/>
+          </w:tcPr>
+          <w:p>
+            <w:pPr>
+              <w:jc w:val="center"/>
+              <w:rPr>
+                <w:rFonts w:ascii="Arial Narrow" w:hAnsi="Arial Narrow"/>
+              </w:rPr>
+            </w:pPr>
+            <w:r>
+              <w:rPr>
+                <w:rFonts w:ascii="Arial Narrow" w:hAnsi="Arial Narrow"/>
+              </w:rPr>
+              <w:t>No mejora</w:t>
+            </w:r>
+          </w:p>
+        </w:tc>
+        <w:tc>
+          <w:tcPr>
+            <w:tcW w:w="2124" w:type="dxa"/>
+            <w:vAlign w:val="center"/>
+          </w:tcPr>
+          <w:p>
+            <w:pPr>
+              <w:jc w:val="center"/>
+              <w:rPr>
+                <w:rFonts w:ascii="Arial Narrow" w:hAnsi="Arial Narrow"/>
+              </w:rPr>
+            </w:pPr>
+            <w:r>
+              <w:rPr>
+                <w:rFonts w:ascii="Arial Narrow" w:hAnsi="Arial Narrow"/>
+              </w:rPr>
+              <w:t>Si (puede degradar)</w:t>
+            </w:r>
+          </w:p>
+        </w:tc>
+        <w:tc>
+          <w:tcPr>
+            <w:tcW w:w="2124" w:type="dxa"/>
+            <w:vAlign w:val="center"/>
+          </w:tcPr>
+          <w:p>
+            <w:pPr>
+              <w:jc w:val="center"/>
+              <w:rPr>
+                <w:rFonts w:ascii="Arial Narrow" w:hAnsi="Arial Narrow"/>
+              </w:rPr>
+            </w:pPr>
+            <w:r>
+              <w:rPr>
+                <w:rFonts w:ascii="Arial Narrow" w:hAnsi="Arial Narrow"/>
+              </w:rPr>
+              <w:t>Si, mejora mucho</w:t>
+            </w:r>
+          </w:p>
+        </w:tc>
+      </w:tr>
+    </w:tbl>
     <w:p>
       <w:pPr>
         <w:spacing w:after="0"/>
         <w:rPr>
           <w:rFonts w:ascii="Arial Narrow" w:hAnsi="Arial Narrow"/>
-        </w:rPr>
-      </w:pPr>
-      <w:r>
-        <w:rPr>
-          <w:rFonts w:ascii="Arial Narrow" w:hAnsi="Arial Narrow"/>
-        </w:rPr>
-        <w:t>intercambio = verdadero</w:t>
-      </w:r>
-    </w:p>
-    <w:p>
-      <w:pPr>
-        <w:spacing w:after="0"/>
-        <w:rPr>
-          <w:rFonts w:ascii="Arial Narrow" w:hAnsi="Arial Narrow"/>
-        </w:rPr>
-      </w:pPr>
-    </w:p>
-    <w:p>
-      <w:pPr>
-        <w:spacing w:after="0"/>
-        <w:rPr>
-          <w:rFonts w:ascii="Arial Narrow" w:hAnsi="Arial Narrow"/>
-        </w:rPr>
-      </w:pPr>
-      <w:r>
-        <w:rPr>
-          <w:rFonts w:ascii="Arial Narrow" w:hAnsi="Arial Narrow"/>
-        </w:rPr>
-        <w:t>mientras intercambio hacer</w:t>
-      </w:r>
-    </w:p>
-    <w:p>
-      <w:pPr>
-        <w:spacing w:after="0"/>
-        <w:rPr>
-          <w:rFonts w:ascii="Arial Narrow" w:hAnsi="Arial Narrow"/>
-        </w:rPr>
-      </w:pPr>
-      <w:r>
-        <w:rPr>
-          <w:rFonts w:ascii="Arial Narrow" w:hAnsi="Arial Narrow"/>
-        </w:rPr>
-        <w:t xml:space="preserve">    intercambio = falso</w:t>
-      </w:r>
-    </w:p>
-    <w:p>
-      <w:pPr>
-        <w:spacing w:after="0"/>
-        <w:rPr>
-          <w:rFonts w:ascii="Arial Narrow" w:hAnsi="Arial Narrow"/>
-        </w:rPr>
-      </w:pPr>
-    </w:p>
-    <w:p>
-      <w:pPr>
-        <w:spacing w:after="0"/>
-        <w:rPr>
-          <w:rFonts w:ascii="Arial Narrow" w:hAnsi="Arial Narrow"/>
-        </w:rPr>
-      </w:pPr>
-      <w:r>
-        <w:rPr>
-          <w:rFonts w:ascii="Arial Narrow" w:hAnsi="Arial Narrow"/>
-        </w:rPr>
-        <w:t xml:space="preserve">    // izquierda a derecha</w:t>
-      </w:r>
-    </w:p>
-    <w:p>
-      <w:pPr>
-        <w:spacing w:after="0"/>
-        <w:rPr>
-          <w:rFonts w:ascii="Arial Narrow" w:hAnsi="Arial Narrow"/>
-        </w:rPr>
-      </w:pPr>
-      <w:r>
-        <w:rPr>
-          <w:rFonts w:ascii="Arial Narrow" w:hAnsi="Arial Narrow"/>
-        </w:rPr>
-        <w:t xml:space="preserve">    para i desde inicio hasta fin-1 hacer</w:t>
-      </w:r>
-    </w:p>
-    <w:p>
-      <w:pPr>
-        <w:spacing w:after="0"/>
-        <w:rPr>
-          <w:rFonts w:ascii="Arial Narrow" w:hAnsi="Arial Narrow"/>
-        </w:rPr>
-      </w:pPr>
-      <w:r>
-        <w:rPr>
-          <w:rFonts w:ascii="Arial Narrow" w:hAnsi="Arial Narrow"/>
-        </w:rPr>
-        <w:t xml:space="preserve">        </w:t>
-      </w:r>
-      <w:proofErr w:type="spellStart"/>
-      <w:r>
-        <w:rPr>
-          <w:rFonts w:ascii="Arial Narrow" w:hAnsi="Arial Narrow"/>
-        </w:rPr>
-        <w:t>si</w:t>
-      </w:r>
-      <w:proofErr w:type="spellEnd"/>
-      <w:r>
-        <w:rPr>
-          <w:rFonts w:ascii="Arial Narrow" w:hAnsi="Arial Narrow"/>
-        </w:rPr>
-        <w:t xml:space="preserve"> A[i] &gt; A[i+1] entonces</w:t>
-      </w:r>
-    </w:p>
-    <w:p>
-      <w:pPr>
-        <w:spacing w:after="0"/>
-        <w:rPr>
-          <w:rFonts w:ascii="Arial Narrow" w:hAnsi="Arial Narrow"/>
-        </w:rPr>
-      </w:pPr>
-      <w:r>
-        <w:rPr>
-          <w:rFonts w:ascii="Arial Narrow" w:hAnsi="Arial Narrow"/>
-        </w:rPr>
-        <w:t xml:space="preserve">            intercambiar A[i] con A[i+1]</w:t>
-      </w:r>
-    </w:p>
-    <w:p>
-      <w:pPr>
-        <w:spacing w:after="0"/>
-        <w:rPr>
-          <w:rFonts w:ascii="Arial Narrow" w:hAnsi="Arial Narrow"/>
-        </w:rPr>
-      </w:pPr>
-      <w:r>
-        <w:rPr>
-          <w:rFonts w:ascii="Arial Narrow" w:hAnsi="Arial Narrow"/>
-        </w:rPr>
-        <w:t xml:space="preserve">            intercambio = verdadero</w:t>
-      </w:r>
-    </w:p>
-    <w:p>
-      <w:pPr>
-        <w:spacing w:after="0"/>
-        <w:rPr>
-          <w:rFonts w:ascii="Arial Narrow" w:hAnsi="Arial Narrow"/>
-        </w:rPr>
-      </w:pPr>
-      <w:r>
-        <w:rPr>
-          <w:rFonts w:ascii="Arial Narrow" w:hAnsi="Arial Narrow"/>
-        </w:rPr>
-        <w:t xml:space="preserve">        fin si</w:t>
-      </w:r>
-    </w:p>
-    <w:p>
-      <w:pPr>
-        <w:spacing w:after="0"/>
-        <w:rPr>
-          <w:rFonts w:ascii="Arial Narrow" w:hAnsi="Arial Narrow"/>
-        </w:rPr>
-      </w:pPr>
-      <w:r>
-        <w:rPr>
-          <w:rFonts w:ascii="Arial Narrow" w:hAnsi="Arial Narrow"/>
-        </w:rPr>
-        <w:t xml:space="preserve">    fin para</w:t>
-      </w:r>
-    </w:p>
-    <w:p>
-      <w:pPr>
-        <w:spacing w:after="0"/>
-        <w:rPr>
-          <w:rFonts w:ascii="Arial Narrow" w:hAnsi="Arial Narrow"/>
-        </w:rPr>
-      </w:pPr>
-    </w:p>
-    <w:p>
-      <w:pPr>
-        <w:spacing w:after="0"/>
-        <w:rPr>
-          <w:rFonts w:ascii="Arial Narrow" w:hAnsi="Arial Narrow"/>
-        </w:rPr>
-      </w:pPr>
-      <w:r>
-        <w:rPr>
-          <w:rFonts w:ascii="Arial Narrow" w:hAnsi="Arial Narrow"/>
-        </w:rPr>
-        <w:t xml:space="preserve">    si no intercambio entonces</w:t>
-      </w:r>
-    </w:p>
-    <w:p>
-      <w:pPr>
-        <w:spacing w:after="0"/>
-        <w:rPr>
-          <w:rFonts w:ascii="Arial Narrow" w:hAnsi="Arial Narrow"/>
-        </w:rPr>
-      </w:pPr>
-      <w:r>
-        <w:rPr>
-          <w:rFonts w:ascii="Arial Narrow" w:hAnsi="Arial Narrow"/>
-        </w:rPr>
-        <w:t xml:space="preserve">        salir</w:t>
-      </w:r>
-    </w:p>
-    <w:p>
-      <w:pPr>
-        <w:spacing w:after="0"/>
-        <w:rPr>
-          <w:rFonts w:ascii="Arial Narrow" w:hAnsi="Arial Narrow"/>
-        </w:rPr>
-      </w:pPr>
-      <w:r>
-        <w:rPr>
-          <w:rFonts w:ascii="Arial Narrow" w:hAnsi="Arial Narrow"/>
-        </w:rPr>
-        <w:t xml:space="preserve">    fin si</w:t>
-      </w:r>
-    </w:p>
-    <w:p>
-      <w:pPr>
-        <w:spacing w:after="0"/>
-        <w:rPr>
-          <w:rFonts w:ascii="Arial Narrow" w:hAnsi="Arial Narrow"/>
-        </w:rPr>
-      </w:pPr>
-    </w:p>
-    <w:p>
-      <w:pPr>
-        <w:spacing w:after="0"/>
-        <w:rPr>
-          <w:rFonts w:ascii="Arial Narrow" w:hAnsi="Arial Narrow"/>
-        </w:rPr>
-      </w:pPr>
-      <w:r>
-        <w:rPr>
-          <w:rFonts w:ascii="Arial Narrow" w:hAnsi="Arial Narrow"/>
-        </w:rPr>
-        <w:t xml:space="preserve">    intercambio = falso</w:t>
-      </w:r>
-    </w:p>
-    <w:p>
-      <w:pPr>
-        <w:spacing w:after="0"/>
-        <w:rPr>
-          <w:rFonts w:ascii="Arial Narrow" w:hAnsi="Arial Narrow"/>
-        </w:rPr>
-      </w:pPr>
-      <w:r>
-        <w:rPr>
-          <w:rFonts w:ascii="Arial Narrow" w:hAnsi="Arial Narrow"/>
-        </w:rPr>
-        <w:t xml:space="preserve">    fin = fin - 1</w:t>
-      </w:r>
-    </w:p>
-    <w:p>
-      <w:pPr>
-        <w:spacing w:after="0"/>
-        <w:rPr>
-          <w:rFonts w:ascii="Arial Narrow" w:hAnsi="Arial Narrow"/>
-        </w:rPr>
-      </w:pPr>
-    </w:p>
-    <w:p>
-      <w:pPr>
-        <w:spacing w:after="0"/>
-        <w:rPr>
-          <w:rFonts w:ascii="Arial Narrow" w:hAnsi="Arial Narrow"/>
-        </w:rPr>
-      </w:pPr>
-      <w:r>
-        <w:rPr>
-          <w:rFonts w:ascii="Arial Narrow" w:hAnsi="Arial Narrow"/>
-        </w:rPr>
-        <w:t xml:space="preserve">    // derecha a izquierda</w:t>
-      </w:r>
-    </w:p>
-    <w:p>
-      <w:pPr>
-        <w:spacing w:after="0"/>
-        <w:rPr>
-          <w:rFonts w:ascii="Arial Narrow" w:hAnsi="Arial Narrow"/>
-        </w:rPr>
-      </w:pPr>
-      <w:r>
-        <w:rPr>
-          <w:rFonts w:ascii="Arial Narrow" w:hAnsi="Arial Narrow"/>
-        </w:rPr>
-        <w:t xml:space="preserve">    para i desde fin-1 hasta inicio hacer</w:t>
-      </w:r>
-    </w:p>
-    <w:p>
-      <w:pPr>
-        <w:spacing w:after="0"/>
-        <w:rPr>
-          <w:rFonts w:ascii="Arial Narrow" w:hAnsi="Arial Narrow"/>
-        </w:rPr>
-      </w:pPr>
-      <w:r>
-        <w:rPr>
-          <w:rFonts w:ascii="Arial Narrow" w:hAnsi="Arial Narrow"/>
-        </w:rPr>
-        <w:t xml:space="preserve">        </w:t>
-      </w:r>
-      <w:proofErr w:type="spellStart"/>
-      <w:r>
-        <w:rPr>
-          <w:rFonts w:ascii="Arial Narrow" w:hAnsi="Arial Narrow"/>
-        </w:rPr>
-        <w:t>si</w:t>
-      </w:r>
-      <w:proofErr w:type="spellEnd"/>
-      <w:r>
-        <w:rPr>
-          <w:rFonts w:ascii="Arial Narrow" w:hAnsi="Arial Narrow"/>
-        </w:rPr>
-        <w:t xml:space="preserve"> A[i] &gt; A[i+1] entonces</w:t>
-      </w:r>
-    </w:p>
-    <w:p>
-      <w:pPr>
-        <w:spacing w:after="0"/>
-        <w:rPr>
-          <w:rFonts w:ascii="Arial Narrow" w:hAnsi="Arial Narrow"/>
-        </w:rPr>
-      </w:pPr>
-      <w:r>
-        <w:rPr>
-          <w:rFonts w:ascii="Arial Narrow" w:hAnsi="Arial Narrow"/>
-        </w:rPr>
-        <w:t xml:space="preserve">            intercambiar A[i] con A[i+1]</w:t>
-      </w:r>
-    </w:p>
-    <w:p>
-      <w:pPr>
-        <w:spacing w:after="0"/>
-        <w:rPr>
-          <w:rFonts w:ascii="Arial Narrow" w:hAnsi="Arial Narrow"/>
-        </w:rPr>
-      </w:pPr>
-      <w:r>
-        <w:rPr>
-          <w:rFonts w:ascii="Arial Narrow" w:hAnsi="Arial Narrow"/>
-        </w:rPr>
-        <w:t xml:space="preserve">            intercambio = verdadero</w:t>
-      </w:r>
-    </w:p>
-    <w:p>
-      <w:pPr>
-        <w:spacing w:after="0"/>
-        <w:rPr>
-          <w:rFonts w:ascii="Arial Narrow" w:hAnsi="Arial Narrow"/>
-        </w:rPr>
-      </w:pPr>
-      <w:r>
-        <w:rPr>
-          <w:rFonts w:ascii="Arial Narrow" w:hAnsi="Arial Narrow"/>
-        </w:rPr>
-        <w:t xml:space="preserve">        fin si</w:t>
-      </w:r>
-    </w:p>
-    <w:p>
-      <w:pPr>
-        <w:spacing w:after="0"/>
-        <w:rPr>
-          <w:rFonts w:ascii="Arial Narrow" w:hAnsi="Arial Narrow"/>
-        </w:rPr>
-      </w:pPr>
-      <w:r>
-        <w:rPr>
-          <w:rFonts w:ascii="Arial Narrow" w:hAnsi="Arial Narrow"/>
-        </w:rPr>
-        <w:t xml:space="preserve">    fin para</w:t>
-      </w:r>
-    </w:p>
-    <w:p>
-      <w:pPr>
-        <w:spacing w:after="0"/>
-        <w:rPr>
-          <w:rFonts w:ascii="Arial Narrow" w:hAnsi="Arial Narrow"/>
-        </w:rPr>
-      </w:pPr>
-    </w:p>
-    <w:p>
-      <w:pPr>
-        <w:spacing w:after="0"/>
-        <w:rPr>
-          <w:rFonts w:ascii="Arial Narrow" w:hAnsi="Arial Narrow"/>
-        </w:rPr>
-      </w:pPr>
-      <w:r>
-        <w:rPr>
-          <w:rFonts w:ascii="Arial Narrow" w:hAnsi="Arial Narrow"/>
-        </w:rPr>
-        <w:t xml:space="preserve">    inicio = inicio + 1</w:t>
-      </w:r>
-    </w:p>
-    <w:p>
-      <w:pPr>
-        <w:spacing w:after="0"/>
-        <w:rPr>
-          <w:rFonts w:ascii="Arial Narrow" w:hAnsi="Arial Narrow"/>
-        </w:rPr>
-      </w:pPr>
-      <w:r>
-        <w:rPr>
-          <w:rFonts w:ascii="Arial Narrow" w:hAnsi="Arial Narrow"/>
-        </w:rPr>
-        <w:t>fin mientras</w:t>
-      </w:r>
+          <w:i/>
+          <w:iCs/>
+          <w:u w:val="single"/>
+        </w:rPr>
+      </w:pPr>
     </w:p>
     <w:sectPr>
-      <w:headerReference w:type="default" r:id="rId8"/>
-      <w:headerReference w:type="first" r:id="rId9"/>
+      <w:headerReference w:type="default" r:id="rId11"/>
+      <w:headerReference w:type="first" r:id="rId12"/>
       <w:pgSz w:w="11907" w:h="16840" w:code="9"/>
       <w:pgMar w:top="1417" w:right="1701" w:bottom="1417" w:left="1701" w:header="709" w:footer="709" w:gutter="0"/>
       <w:cols w:space="708"/>
@@ -6130,6 +5816,95 @@
 <file path=word/numbering.xml><?xml version="1.0" encoding="utf-8"?>
 <w:numbering xmlns:wpc="http://schemas.microsoft.com/office/word/2010/wordprocessingCanvas" xmlns:cx="http://schemas.microsoft.com/office/drawing/2014/chartex" xmlns:cx1="http://schemas.microsoft.com/office/drawing/2015/9/8/chartex" xmlns:cx2="http://schemas.microsoft.com/office/drawing/2015/10/21/chartex" xmlns:cx3="http://schemas.microsoft.com/office/drawing/2016/5/9/chartex" xmlns:cx4="http://schemas.microsoft.com/office/drawing/2016/5/10/chartex" xmlns:cx5="http://schemas.microsoft.com/office/drawing/2016/5/11/chartex" xmlns:cx6="http://schemas.microsoft.com/office/drawing/2016/5/12/chartex" xmlns:cx7="http://schemas.microsoft.com/office/drawing/2016/5/13/chartex" xmlns:cx8="http://schemas.microsoft.com/office/drawing/2016/5/14/chartex" xmlns:mc="http://schemas.openxmlformats.org/markup-compatibility/2006" xmlns:aink="http://schemas.microsoft.com/office/drawing/2016/ink" xmlns:am3d="http://schemas.microsoft.com/office/drawing/2017/model3d" xmlns:o="urn:schemas-microsoft-com:office:office" xmlns:oel="http://schemas.microsoft.com/office/2019/extlst" xmlns:r="http://schemas.openxmlformats.org/officeDocument/2006/relationships" xmlns:m="http://schemas.openxmlformats.org/officeDocument/2006/math" xmlns:v="urn:schemas-microsoft-com:vml" xmlns:wp14="http://schemas.microsoft.com/office/word/2010/wordprocessingDrawing" xmlns:wp="http://schemas.openxmlformats.org/drawingml/2006/wordprocessingDrawing" xmlns:w10="urn:schemas-microsoft-com:office:word" xmlns:w="http://schemas.openxmlformats.org/wordprocessingml/2006/main" xmlns:w14="http://schemas.microsoft.com/office/word/2010/wordml" xmlns:w15="http://schemas.microsoft.com/office/word/2012/wordml" xmlns:w16cex="http://schemas.microsoft.com/office/word/2018/wordml/cex" xmlns:w16cid="http://schemas.microsoft.com/office/word/2016/wordml/cid" xmlns:w16="http://schemas.microsoft.com/office/word/2018/wordml" xmlns:w16du="http://schemas.microsoft.com/office/word/2023/wordml/word16du" xmlns:w16sdtdh="http://schemas.microsoft.com/office/word/2020/wordml/sdtdatahash" xmlns:w16sdtfl="http://schemas.microsoft.com/office/word/2024/wordml/sdtformatlock" xmlns:w16se="http://schemas.microsoft.com/office/word/2015/wordml/symex" xmlns:wpg="http://schemas.microsoft.com/office/word/2010/wordprocessingGroup" xmlns:wpi="http://schemas.microsoft.com/office/word/2010/wordprocessingInk" xmlns:wne="http://schemas.microsoft.com/office/word/2006/wordml" xmlns:wps="http://schemas.microsoft.com/office/word/2010/wordprocessingShape" mc:Ignorable="w14 w15 w16se w16cid w16 w16cex w16sdtdh w16sdtfl w16du wp14">
   <w:abstractNum w:abstractNumId="0" w15:restartNumberingAfterBreak="0">
+    <w:nsid w:val="0EC66C40"/>
+    <w:multiLevelType w:val="hybridMultilevel"/>
+    <w:tmpl w:val="0B72993A"/>
+    <w:lvl w:ilvl="0" w:tplc="2C0A0011">
+      <w:start w:val="1"/>
+      <w:numFmt w:val="decimal"/>
+      <w:lvlText w:val="%1)"/>
+      <w:lvlJc w:val="left"/>
+      <w:pPr>
+        <w:ind w:left="720" w:hanging="360"/>
+      </w:pPr>
+      <w:rPr>
+        <w:rFonts w:hint="default"/>
+      </w:rPr>
+    </w:lvl>
+    <w:lvl w:ilvl="1" w:tplc="2C0A0019" w:tentative="1">
+      <w:start w:val="1"/>
+      <w:numFmt w:val="lowerLetter"/>
+      <w:lvlText w:val="%2."/>
+      <w:lvlJc w:val="left"/>
+      <w:pPr>
+        <w:ind w:left="1440" w:hanging="360"/>
+      </w:pPr>
+    </w:lvl>
+    <w:lvl w:ilvl="2" w:tplc="2C0A001B" w:tentative="1">
+      <w:start w:val="1"/>
+      <w:numFmt w:val="lowerRoman"/>
+      <w:lvlText w:val="%3."/>
+      <w:lvlJc w:val="right"/>
+      <w:pPr>
+        <w:ind w:left="2160" w:hanging="180"/>
+      </w:pPr>
+    </w:lvl>
+    <w:lvl w:ilvl="3" w:tplc="2C0A000F" w:tentative="1">
+      <w:start w:val="1"/>
+      <w:numFmt w:val="decimal"/>
+      <w:lvlText w:val="%4."/>
+      <w:lvlJc w:val="left"/>
+      <w:pPr>
+        <w:ind w:left="2880" w:hanging="360"/>
+      </w:pPr>
+    </w:lvl>
+    <w:lvl w:ilvl="4" w:tplc="2C0A0019" w:tentative="1">
+      <w:start w:val="1"/>
+      <w:numFmt w:val="lowerLetter"/>
+      <w:lvlText w:val="%5."/>
+      <w:lvlJc w:val="left"/>
+      <w:pPr>
+        <w:ind w:left="3600" w:hanging="360"/>
+      </w:pPr>
+    </w:lvl>
+    <w:lvl w:ilvl="5" w:tplc="2C0A001B" w:tentative="1">
+      <w:start w:val="1"/>
+      <w:numFmt w:val="lowerRoman"/>
+      <w:lvlText w:val="%6."/>
+      <w:lvlJc w:val="right"/>
+      <w:pPr>
+        <w:ind w:left="4320" w:hanging="180"/>
+      </w:pPr>
+    </w:lvl>
+    <w:lvl w:ilvl="6" w:tplc="2C0A000F" w:tentative="1">
+      <w:start w:val="1"/>
+      <w:numFmt w:val="decimal"/>
+      <w:lvlText w:val="%7."/>
+      <w:lvlJc w:val="left"/>
+      <w:pPr>
+        <w:ind w:left="5040" w:hanging="360"/>
+      </w:pPr>
+    </w:lvl>
+    <w:lvl w:ilvl="7" w:tplc="2C0A0019" w:tentative="1">
+      <w:start w:val="1"/>
+      <w:numFmt w:val="lowerLetter"/>
+      <w:lvlText w:val="%8."/>
+      <w:lvlJc w:val="left"/>
+      <w:pPr>
+        <w:ind w:left="5760" w:hanging="360"/>
+      </w:pPr>
+    </w:lvl>
+    <w:lvl w:ilvl="8" w:tplc="2C0A001B" w:tentative="1">
+      <w:start w:val="1"/>
+      <w:numFmt w:val="lowerRoman"/>
+      <w:lvlText w:val="%9."/>
+      <w:lvlJc w:val="right"/>
+      <w:pPr>
+        <w:ind w:left="6480" w:hanging="180"/>
+      </w:pPr>
+    </w:lvl>
+  </w:abstractNum>
+  <w:abstractNum w:abstractNumId="1" w15:restartNumberingAfterBreak="0">
     <w:nsid w:val="5BF63B9D"/>
     <w:multiLevelType w:val="multilevel"/>
     <w:tmpl w:val="72663A5E"/>
@@ -6243,6 +6018,9 @@
     </w:lvl>
   </w:abstractNum>
   <w:num w:numId="1" w16cid:durableId="1540320720">
+    <w:abstractNumId w:val="1"/>
+  </w:num>
+  <w:num w:numId="2" w16cid:durableId="782456010">
     <w:abstractNumId w:val="0"/>
   </w:num>
 </w:numbering>

--- a/Organizacion_de_Datos/TP2.docx
+++ b/Organizacion_de_Datos/TP2.docx
@@ -4377,6 +4377,7 @@
       <w:r>
         <w:rPr>
           <w:rFonts w:ascii="Consolas" w:hAnsi="Consolas"/>
+          <w:noProof/>
         </w:rPr>
         <w:drawing>
           <wp:inline distT="0" distB="0" distL="0" distR="0" wp14:anchorId="3E07EBB4" wp14:editId="50EA1E26">
@@ -4533,6 +4534,7 @@
       <w:r>
         <w:rPr>
           <w:rFonts w:ascii="Arial Narrow" w:hAnsi="Arial Narrow"/>
+          <w:noProof/>
         </w:rPr>
         <w:drawing>
           <wp:inline distT="0" distB="0" distL="0" distR="0" wp14:anchorId="5108F9A1" wp14:editId="6935FE22">
@@ -4675,7 +4677,20 @@
         <w:rPr>
           <w:rFonts w:ascii="Arial Narrow" w:hAnsi="Arial Narrow"/>
         </w:rPr>
-        <w:t>Complejidad: O(n*2)</w:t>
+        <w:t>Complejidad: O(n</w:t>
+      </w:r>
+      <w:r>
+        <w:rPr>
+          <w:rFonts w:ascii="Arial Narrow" w:hAnsi="Arial Narrow"/>
+          <w:vertAlign w:val="superscript"/>
+        </w:rPr>
+        <w:t>2</w:t>
+      </w:r>
+      <w:r>
+        <w:rPr>
+          <w:rFonts w:ascii="Arial Narrow" w:hAnsi="Arial Narrow"/>
+        </w:rPr>
+        <w:t>)</w:t>
       </w:r>
     </w:p>
     <w:p>
@@ -4689,6 +4704,7 @@
       <w:r>
         <w:rPr>
           <w:rFonts w:ascii="Arial Narrow" w:hAnsi="Arial Narrow"/>
+          <w:noProof/>
         </w:rPr>
         <w:drawing>
           <wp:inline distT="0" distB="0" distL="0" distR="0" wp14:anchorId="03787B56" wp14:editId="4020559A">
@@ -4887,7 +4903,23 @@
                 <w:b/>
                 <w:bCs/>
               </w:rPr>
-              <w:t>Cokctail</w:t>
+              <w:t>Coc</w:t>
+            </w:r>
+            <w:r>
+              <w:rPr>
+                <w:rFonts w:ascii="Arial Narrow" w:hAnsi="Arial Narrow"/>
+                <w:b/>
+                <w:bCs/>
+              </w:rPr>
+              <w:t>k</w:t>
+            </w:r>
+            <w:r>
+              <w:rPr>
+                <w:rFonts w:ascii="Arial Narrow" w:hAnsi="Arial Narrow"/>
+                <w:b/>
+                <w:bCs/>
+              </w:rPr>
+              <w:t>tail</w:t>
             </w:r>
             <w:proofErr w:type="spellEnd"/>
             <w:r>
@@ -5196,6 +5228,7 @@
           </w:tcPr>
           <w:p>
             <w:pPr>
+              <w:ind w:left="720" w:hanging="720"/>
               <w:jc w:val="center"/>
               <w:rPr>
                 <w:rFonts w:ascii="Arial Narrow" w:hAnsi="Arial Narrow"/>
@@ -5208,7 +5241,20 @@
               <w:rPr>
                 <w:rFonts w:ascii="Arial Narrow" w:hAnsi="Arial Narrow"/>
               </w:rPr>
-              <w:t>O(n*2)</w:t>
+              <w:t>O(n</w:t>
+            </w:r>
+            <w:r>
+              <w:rPr>
+                <w:rFonts w:ascii="Arial Narrow" w:hAnsi="Arial Narrow"/>
+                <w:vertAlign w:val="superscript"/>
+              </w:rPr>
+              <w:t>2</w:t>
+            </w:r>
+            <w:r>
+              <w:rPr>
+                <w:rFonts w:ascii="Arial Narrow" w:hAnsi="Arial Narrow"/>
+              </w:rPr>
+              <w:t>)</w:t>
             </w:r>
           </w:p>
         </w:tc>
@@ -6631,6 +6677,7 @@
   <w:style w:type="character" w:default="1" w:styleId="Fuentedeprrafopredeter">
     <w:name w:val="Default Paragraph Font"/>
     <w:uiPriority w:val="1"/>
+    <w:semiHidden/>
     <w:unhideWhenUsed/>
   </w:style>
   <w:style w:type="table" w:default="1" w:styleId="Tablanormal">
